--- a/[05] Documents/ICT Project Guidance - Discovery - System Domain - Common System Capabilities (HL).docx
+++ b/[05] Documents/ICT Project Guidance - Discovery - System Domain - Common System Capabilities (HL).docx
@@ -1,6 +1,6 @@
 
 <file path=word/document.xml><?xml version="1.0" encoding="utf-8"?>
-<w:document xmlns:wpc="http://schemas.microsoft.com/office/word/2010/wordprocessingCanvas" xmlns:cx="http://schemas.microsoft.com/office/drawing/2014/chartex" xmlns:cx1="http://schemas.microsoft.com/office/drawing/2015/9/8/chartex" xmlns:cx2="http://schemas.microsoft.com/office/drawing/2015/10/21/chartex" xmlns:cx3="http://schemas.microsoft.com/office/drawing/2016/5/9/chartex" xmlns:cx4="http://schemas.microsoft.com/office/drawing/2016/5/10/chartex" xmlns:cx5="http://schemas.microsoft.com/office/drawing/2016/5/11/chartex" xmlns:cx6="http://schemas.microsoft.com/office/drawing/2016/5/12/chartex" xmlns:cx7="http://schemas.microsoft.com/office/drawing/2016/5/13/chartex" xmlns:cx8="http://schemas.microsoft.com/office/drawing/2016/5/14/chartex" xmlns:mc="http://schemas.openxmlformats.org/markup-compatibility/2006" xmlns:aink="http://schemas.microsoft.com/office/drawing/2016/ink" xmlns:am3d="http://schemas.microsoft.com/office/drawing/2017/model3d" xmlns:o="urn:schemas-microsoft-com:office:office" xmlns:oel="http://schemas.microsoft.com/office/2019/extlst" xmlns:r="http://schemas.openxmlformats.org/officeDocument/2006/relationships" xmlns:m="http://schemas.openxmlformats.org/officeDocument/2006/math" xmlns:v="urn:schemas-microsoft-com:vml" xmlns:wp14="http://schemas.microsoft.com/office/word/2010/wordprocessingDrawing" xmlns:wp="http://schemas.openxmlformats.org/drawingml/2006/wordprocessingDrawing" xmlns:w10="urn:schemas-microsoft-com:office:word" xmlns:w="http://schemas.openxmlformats.org/wordprocessingml/2006/main" xmlns:w14="http://schemas.microsoft.com/office/word/2010/wordml" xmlns:w15="http://schemas.microsoft.com/office/word/2012/wordml" xmlns:w16cex="http://schemas.microsoft.com/office/word/2018/wordml/cex" xmlns:w16cid="http://schemas.microsoft.com/office/word/2016/wordml/cid" xmlns:w16="http://schemas.microsoft.com/office/word/2018/wordml" xmlns:w16sdtdh="http://schemas.microsoft.com/office/word/2020/wordml/sdtdatahash" xmlns:w16se="http://schemas.microsoft.com/office/word/2015/wordml/symex" xmlns:wpg="http://schemas.microsoft.com/office/word/2010/wordprocessingGroup" xmlns:wpi="http://schemas.microsoft.com/office/word/2010/wordprocessingInk" xmlns:wne="http://schemas.microsoft.com/office/word/2006/wordml" xmlns:wps="http://schemas.microsoft.com/office/word/2010/wordprocessingShape" mc:Ignorable="w14 w15 w16se w16cid w16 w16cex w16sdtdh wp14">
+<w:document xmlns:wpc="http://schemas.microsoft.com/office/word/2010/wordprocessingCanvas" xmlns:cx="http://schemas.microsoft.com/office/drawing/2014/chartex" xmlns:cx1="http://schemas.microsoft.com/office/drawing/2015/9/8/chartex" xmlns:cx2="http://schemas.microsoft.com/office/drawing/2015/10/21/chartex" xmlns:cx3="http://schemas.microsoft.com/office/drawing/2016/5/9/chartex" xmlns:cx4="http://schemas.microsoft.com/office/drawing/2016/5/10/chartex" xmlns:cx5="http://schemas.microsoft.com/office/drawing/2016/5/11/chartex" xmlns:cx6="http://schemas.microsoft.com/office/drawing/2016/5/12/chartex" xmlns:cx7="http://schemas.microsoft.com/office/drawing/2016/5/13/chartex" xmlns:cx8="http://schemas.microsoft.com/office/drawing/2016/5/14/chartex" xmlns:mc="http://schemas.openxmlformats.org/markup-compatibility/2006" xmlns:aink="http://schemas.microsoft.com/office/drawing/2016/ink" xmlns:am3d="http://schemas.microsoft.com/office/drawing/2017/model3d" xmlns:o="urn:schemas-microsoft-com:office:office" xmlns:oel="http://schemas.microsoft.com/office/2019/extlst" xmlns:r="http://schemas.openxmlformats.org/officeDocument/2006/relationships" xmlns:m="http://schemas.openxmlformats.org/officeDocument/2006/math" xmlns:v="urn:schemas-microsoft-com:vml" xmlns:wp14="http://schemas.microsoft.com/office/word/2010/wordprocessingDrawing" xmlns:wp="http://schemas.openxmlformats.org/drawingml/2006/wordprocessingDrawing" xmlns:w10="urn:schemas-microsoft-com:office:word" xmlns:w="http://schemas.openxmlformats.org/wordprocessingml/2006/main" xmlns:w14="http://schemas.microsoft.com/office/word/2010/wordml" xmlns:w15="http://schemas.microsoft.com/office/word/2012/wordml" xmlns:w16cex="http://schemas.microsoft.com/office/word/2018/wordml/cex" xmlns:w16cid="http://schemas.microsoft.com/office/word/2016/wordml/cid" xmlns:w16="http://schemas.microsoft.com/office/word/2018/wordml" xmlns:w16du="http://schemas.microsoft.com/office/word/2023/wordml/word16du" xmlns:w16sdtdh="http://schemas.microsoft.com/office/word/2020/wordml/sdtdatahash" xmlns:w16sdtfl="http://schemas.microsoft.com/office/word/2024/wordml/sdtformatlock" xmlns:w16se="http://schemas.microsoft.com/office/word/2015/wordml/symex" xmlns:wpg="http://schemas.microsoft.com/office/word/2010/wordprocessingGroup" xmlns:wpi="http://schemas.microsoft.com/office/word/2010/wordprocessingInk" xmlns:wne="http://schemas.microsoft.com/office/word/2006/wordml" xmlns:wps="http://schemas.microsoft.com/office/word/2010/wordprocessingShape" mc:Ignorable="w14 w15 w16se w16cid w16 w16cex w16sdtdh w16sdtfl w16du wp14">
   <w:body>
     <w:p>
       <w:pPr>
@@ -85,16 +85,51 @@
         <w:t xml:space="preserve"> systems</w:t>
       </w:r>
       <w:r>
-        <w:t>, describing the value the can offer, to better inform procurement and design decisions</w:t>
-      </w:r>
-      <w:r>
-        <w:t xml:space="preserve">. </w:t>
-      </w:r>
-    </w:p>
-    <w:p>
-      <w:pPr>
-        <w:pStyle w:val="BodyText"/>
-      </w:pPr>
+        <w:t xml:space="preserve">, describing the value </w:t>
+      </w:r>
+      <w:proofErr w:type="gramStart"/>
+      <w:r>
+        <w:t>the</w:t>
+      </w:r>
+      <w:proofErr w:type="gramEnd"/>
+      <w:r>
+        <w:t xml:space="preserve"> can offer, to better inform procurement and design decisions</w:t>
+      </w:r>
+      <w:r>
+        <w:t>.</w:t>
+      </w:r>
+    </w:p>
+    <w:p>
+      <w:pPr>
+        <w:pStyle w:val="BodyText"/>
+      </w:pPr>
+      <w:r>
+        <w:t xml:space="preserve">The document is not a catalogue of </w:t>
+      </w:r>
+      <w:r>
+        <w:t xml:space="preserve">end user </w:t>
+      </w:r>
+      <w:r>
+        <w:t xml:space="preserve">features. It defines the underlying system </w:t>
+      </w:r>
+      <w:r>
+        <w:t xml:space="preserve">services required to support </w:t>
+      </w:r>
+      <w:r>
+        <w:t xml:space="preserve">qualities </w:t>
+      </w:r>
+      <w:r>
+        <w:t xml:space="preserve">of the </w:t>
+      </w:r>
+      <w:r>
+        <w:t xml:space="preserve">services </w:t>
+      </w:r>
+      <w:r>
+        <w:t xml:space="preserve">required </w:t>
+      </w:r>
+      <w:r>
+        <w:t>to remain operable, secure, and maintainable over time.</w:t>
+      </w:r>
     </w:p>
     <w:p>
       <w:pPr>
@@ -111,7 +146,15 @@
         <w:pStyle w:val="BodyText"/>
       </w:pPr>
       <w:r>
-        <w:t>Irrespective of the business reason for an ICT system, mature systems share a relatively standard set of Capabilities.</w:t>
+        <w:t>Irrespective of their business purpose, mature ICT systems converge toward a common set of capabilities. These capabilities support operational stability, governance, usability, and long-term sustainability.</w:t>
+      </w:r>
+    </w:p>
+    <w:p>
+      <w:pPr>
+        <w:pStyle w:val="BodyText"/>
+      </w:pPr>
+      <w:r>
+        <w:t>While not all capabilities need to be implemented at initial delivery, their eventual inclusion should be anticipated. Systems that do not allow for their introduction incur increasing cost, risk, and operational fragility over time.</w:t>
       </w:r>
     </w:p>
     <w:p>
@@ -2559,7 +2602,7 @@
     </w:p>
     <w:p>
       <w:pPr>
-        <w:pStyle w:val="Heading2"/>
+        <w:pStyle w:val="Heading1"/>
       </w:pPr>
       <w:bookmarkStart w:id="5" w:name="_Toc145049429"/>
       <w:bookmarkStart w:id="6" w:name="_Toc147310990"/>
@@ -2580,7 +2623,7 @@
     </w:p>
     <w:p>
       <w:pPr>
-        <w:pStyle w:val="Heading3"/>
+        <w:pStyle w:val="Heading2"/>
       </w:pPr>
       <w:bookmarkStart w:id="7" w:name="_Toc147310991"/>
       <w:r>
@@ -2593,7 +2636,10 @@
         <w:pStyle w:val="BodyText"/>
       </w:pPr>
       <w:r>
-        <w:t>The objective is to procure or develop services that are assets rather than liabilities that improve their value over time by improving defined qualities</w:t>
+        <w:t>The objective is to guide the development and procurement of ICT services such that they become enduring assets. Systems should be positioned to improve over time, rather than degrade under operational, integration, and governance pressures</w:t>
+      </w:r>
+      <w:r>
+        <w:t>.</w:t>
       </w:r>
       <w:r>
         <w:rPr>
@@ -2607,29 +2653,124 @@
     </w:p>
     <w:p>
       <w:pPr>
+        <w:pStyle w:val="Heading2"/>
+      </w:pPr>
+      <w:bookmarkStart w:id="8" w:name="_Toc147310992"/>
+      <w:r>
+        <w:t>Issue</w:t>
+      </w:r>
+      <w:bookmarkEnd w:id="8"/>
+    </w:p>
+    <w:p>
+      <w:pPr>
+        <w:pStyle w:val="BodyText"/>
+      </w:pPr>
+      <w:r>
+        <w:t>Most ICT systems do not fail due to an inability to deliver functionality. They fail because they lack the foundational capabilities required to operate, evolve, and integrate within an enterprise environment.</w:t>
+      </w:r>
+    </w:p>
+    <w:p>
+      <w:pPr>
+        <w:pStyle w:val="BodyText"/>
+      </w:pPr>
+      <w:r>
+        <w:t xml:space="preserve">Development teams are generally proficient at constructing software </w:t>
+      </w:r>
+      <w:r>
+        <w:t xml:space="preserve">functionality and/or </w:t>
+      </w:r>
+      <w:r>
+        <w:t>components. However, fewer are experienced in designing complete systems, including the supporting capabilities required for operation, control, monitoring, and governance.</w:t>
+      </w:r>
+    </w:p>
+    <w:p>
+      <w:pPr>
+        <w:pStyle w:val="BodyText"/>
+      </w:pPr>
+      <w:r>
+        <w:t>This results in systems that function initially but become brittle, opaque, and expensive to maintain.</w:t>
+      </w:r>
+      <w:r>
+        <w:t xml:space="preserve"> </w:t>
+      </w:r>
+    </w:p>
+    <w:p>
+      <w:pPr>
+        <w:pStyle w:val="Heading2"/>
+      </w:pPr>
+      <w:r>
+        <w:t>Delivery Tension</w:t>
+      </w:r>
+    </w:p>
+    <w:p>
+      <w:pPr>
+        <w:pStyle w:val="BodyText"/>
+      </w:pPr>
+      <w:r>
+        <w:t>There is a persistent tension between rapid delivery and capability completeness.</w:t>
+      </w:r>
+    </w:p>
+    <w:p>
+      <w:pPr>
+        <w:pStyle w:val="BodyText"/>
+      </w:pPr>
+      <w:r>
+        <w:t>Modern delivery expectations prioritise visible business functionality. In contrast, many foundational capabilities require upfront investment and do not immediately present user-facing value.</w:t>
+      </w:r>
+    </w:p>
+    <w:p>
+      <w:pPr>
+        <w:pStyle w:val="BodyText"/>
+      </w:pPr>
+      <w:r>
+        <w:t>As a result, these capabilities are frequently deferred.</w:t>
+      </w:r>
+    </w:p>
+    <w:p>
+      <w:pPr>
+        <w:pStyle w:val="BodyText"/>
+      </w:pPr>
+      <w:r>
+        <w:t>Deferral is not inherently problematic. However, there is a critical distinction between:</w:t>
+      </w:r>
+    </w:p>
+    <w:p>
+      <w:pPr>
+        <w:pStyle w:val="BodyText"/>
+      </w:pPr>
+      <w:r>
+        <w:t>Practical deferral, where a capability is consciously postponed but allowed for in the design, and</w:t>
+      </w:r>
+    </w:p>
+    <w:p>
+      <w:pPr>
+        <w:pStyle w:val="BodyText"/>
+      </w:pPr>
+      <w:r>
+        <w:t>Structural omission, where a capability is not considered and cannot be introduced without significant rework.</w:t>
+      </w:r>
+    </w:p>
+    <w:p>
+      <w:pPr>
+        <w:pStyle w:val="BodyText"/>
+      </w:pPr>
+      <w:r>
+        <w:t xml:space="preserve">In practical terms, systems that do not reserve space for these capabilities require intrusive rework later. This leads to complex refactoring, integration risk, and extensive </w:t>
+      </w:r>
+      <w:r>
+        <w:lastRenderedPageBreak/>
+        <w:t>regression testing across real user scenarios. The cost and risk of introducing capabilities late is significantly higher than allowing for them early.</w:t>
+      </w:r>
+    </w:p>
+    <w:p>
+      <w:pPr>
+        <w:pStyle w:val="BodyText"/>
+      </w:pPr>
+    </w:p>
+    <w:p>
+      <w:pPr>
         <w:pStyle w:val="Heading3"/>
       </w:pPr>
-      <w:bookmarkStart w:id="8" w:name="_Toc147310992"/>
-      <w:r>
-        <w:t>Issue</w:t>
-      </w:r>
-      <w:bookmarkEnd w:id="8"/>
-    </w:p>
-    <w:p>
-      <w:pPr>
-        <w:pStyle w:val="BodyText"/>
-      </w:pPr>
-      <w:r>
-        <w:t xml:space="preserve">A </w:t>
-      </w:r>
-      <w:r>
-        <w:t xml:space="preserve">majority of ICT services do not meet these expectations. </w:t>
-      </w:r>
-    </w:p>
-    <w:p>
-      <w:pPr>
-        <w:pStyle w:val="Heading3"/>
-      </w:pPr>
       <w:bookmarkStart w:id="9" w:name="_Toc147310993"/>
       <w:r>
         <w:t>Resolution</w:t>
@@ -2648,6 +2789,59 @@
       </w:r>
       <w:r>
         <w:t>.</w:t>
+      </w:r>
+    </w:p>
+    <w:p>
+      <w:pPr>
+        <w:pStyle w:val="BodyText"/>
+      </w:pPr>
+      <w:r>
+        <w:t>These capabilities should:</w:t>
+      </w:r>
+    </w:p>
+    <w:p>
+      <w:pPr>
+        <w:pStyle w:val="BodyText"/>
+        <w:numPr>
+          <w:ilvl w:val="0"/>
+          <w:numId w:val="37"/>
+        </w:numPr>
+      </w:pPr>
+      <w:r>
+        <w:t>Be recognised as necessary for system maturity</w:t>
+      </w:r>
+    </w:p>
+    <w:p>
+      <w:pPr>
+        <w:pStyle w:val="BodyText"/>
+        <w:numPr>
+          <w:ilvl w:val="0"/>
+          <w:numId w:val="37"/>
+        </w:numPr>
+      </w:pPr>
+      <w:r>
+        <w:t>Be considered explicitly during design</w:t>
+      </w:r>
+    </w:p>
+    <w:p>
+      <w:pPr>
+        <w:pStyle w:val="BodyText"/>
+        <w:numPr>
+          <w:ilvl w:val="0"/>
+          <w:numId w:val="37"/>
+        </w:numPr>
+      </w:pPr>
+      <w:r>
+        <w:t>Be structured such that they can be introduced incrementally without fundamental redesign</w:t>
+      </w:r>
+    </w:p>
+    <w:p>
+      <w:pPr>
+        <w:pStyle w:val="BodyText"/>
+        <w:ind w:left="360"/>
+      </w:pPr>
+      <w:r>
+        <w:t>This document provides that baseline.</w:t>
       </w:r>
     </w:p>
     <w:p>
@@ -2677,17 +2871,34 @@
         <w:pStyle w:val="BodyText"/>
       </w:pPr>
       <w:r>
-        <w:t>The list of default services that a service is expected to deliver includes the following:</w:t>
-      </w:r>
-    </w:p>
-    <w:p>
-      <w:pPr>
-        <w:pStyle w:val="BodyText"/>
-      </w:pPr>
-    </w:p>
-    <w:p>
-      <w:pPr>
-        <w:pStyle w:val="Heading4"/>
+        <w:t>The following services represent capabilities commonly present in mature ICT systems. They are not business features but cross-cutting concerns that enable systems to operate reliably and transparently.</w:t>
+      </w:r>
+    </w:p>
+    <w:p>
+      <w:pPr>
+        <w:pStyle w:val="BodyText"/>
+      </w:pPr>
+      <w:r>
+        <w:t>Not all services must be implemented at initial delivery. However, mature systems consistently evolve toward this set. Where services are deferred</w:t>
+      </w:r>
+      <w:r>
+        <w:t xml:space="preserve"> after consideration</w:t>
+      </w:r>
+      <w:r>
+        <w:t>, their future inclusion must remain feasible without structural rework.</w:t>
+      </w:r>
+    </w:p>
+    <w:p>
+      <w:pPr>
+        <w:pStyle w:val="Heading2"/>
+      </w:pPr>
+      <w:r>
+        <w:t>Maintenance</w:t>
+      </w:r>
+    </w:p>
+    <w:p>
+      <w:pPr>
+        <w:pStyle w:val="Heading3"/>
       </w:pPr>
       <w:bookmarkStart w:id="11" w:name="_Toc147310995"/>
       <w:r>
@@ -2724,6 +2935,7 @@
           <w:ilvl w:val="3"/>
           <w:numId w:val="34"/>
         </w:numPr>
+        <w:ind w:left="284" w:hanging="283"/>
       </w:pPr>
       <w:r>
         <w:t>The output is expected to be cleansed of Personal Information, so that they are not a source of personal confidential data leakage.</w:t>
@@ -2736,6 +2948,7 @@
           <w:ilvl w:val="3"/>
           <w:numId w:val="34"/>
         </w:numPr>
+        <w:ind w:left="284" w:hanging="284"/>
       </w:pPr>
       <w:r>
         <w:t>Whereas log files used to be to local files, dynamic allocation of cloud resources makes this impractical. Current best practice is to output to cloud service.</w:t>
@@ -2748,6 +2961,7 @@
           <w:ilvl w:val="3"/>
           <w:numId w:val="34"/>
         </w:numPr>
+        <w:ind w:left="284" w:hanging="284"/>
       </w:pPr>
       <w:r>
         <w:t xml:space="preserve">Diagnostic tracing can take considerable space. It is expected that diagnostics tracing be temporary, </w:t>
@@ -2766,14 +2980,23 @@
           <w:ilvl w:val="3"/>
           <w:numId w:val="34"/>
         </w:numPr>
-      </w:pPr>
-      <w:r>
-        <w:t>It is preferable that data can be filtered, sorted, paged and viewed remotely, in an audited environment (such as is offered by default by cloud service providers) , to facilitate diagnosing issues, but also to ensure the data is not downloaded to an unaudited environment.</w:t>
-      </w:r>
-    </w:p>
-    <w:p>
-      <w:pPr>
-        <w:pStyle w:val="Heading4"/>
+        <w:ind w:left="284" w:hanging="284"/>
+      </w:pPr>
+      <w:r>
+        <w:t>It is preferable that data can be filtered, sorted, paged and viewed remotely, in an audited environment (such as is offered by default by cloud service providers</w:t>
+      </w:r>
+      <w:proofErr w:type="gramStart"/>
+      <w:r>
+        <w:t>) ,</w:t>
+      </w:r>
+      <w:proofErr w:type="gramEnd"/>
+      <w:r>
+        <w:t xml:space="preserve"> to facilitate diagnosing issues, but also to ensure the data is not downloaded to an unaudited environment.</w:t>
+      </w:r>
+    </w:p>
+    <w:p>
+      <w:pPr>
+        <w:pStyle w:val="Heading3"/>
       </w:pPr>
       <w:bookmarkStart w:id="12" w:name="_Toc147310996"/>
       <w:r>
@@ -2786,7 +3009,15 @@
         <w:pStyle w:val="BodyText"/>
       </w:pPr>
       <w:r>
-        <w:t>Services are expected to keep records of Unexpected Behiavour that occurred.</w:t>
+        <w:t xml:space="preserve">Services are expected to keep records of Unexpected </w:t>
+      </w:r>
+      <w:proofErr w:type="spellStart"/>
+      <w:r>
+        <w:t>Behiavour</w:t>
+      </w:r>
+      <w:proofErr w:type="spellEnd"/>
+      <w:r>
+        <w:t xml:space="preserve"> that occurred.</w:t>
       </w:r>
     </w:p>
     <w:p>
@@ -2796,9 +3027,18 @@
           <w:ilvl w:val="3"/>
           <w:numId w:val="34"/>
         </w:numPr>
-      </w:pPr>
-      <w:r>
-        <w:t>For a similar reason to that given regarding Diagnostic Tracing, error records must be cleared of Personally Identifieable information.</w:t>
+        <w:ind w:left="284" w:hanging="284"/>
+      </w:pPr>
+      <w:r>
+        <w:t xml:space="preserve">For a similar reason to that given regarding Diagnostic Tracing, error records must be cleared of Personally </w:t>
+      </w:r>
+      <w:proofErr w:type="spellStart"/>
+      <w:r>
+        <w:t>Identifieable</w:t>
+      </w:r>
+      <w:proofErr w:type="spellEnd"/>
+      <w:r>
+        <w:t xml:space="preserve"> information.</w:t>
       </w:r>
     </w:p>
     <w:p>
@@ -2808,6 +3048,7 @@
           <w:ilvl w:val="3"/>
           <w:numId w:val="34"/>
         </w:numPr>
+        <w:ind w:left="284" w:hanging="284"/>
       </w:pPr>
       <w:r>
         <w:t xml:space="preserve">Error logs are to be persisted permanently, so that they can be used as the basis for monitoring and decreasing the rate of error reporting, over time. </w:t>
@@ -2820,18 +3061,31 @@
           <w:ilvl w:val="3"/>
           <w:numId w:val="34"/>
         </w:numPr>
-      </w:pPr>
-      <w:r>
-        <w:t>It is preferable that data can be filtered, sorted, paged and viewed remotely, in an audited environment (such as is offered by default by cloud service providers) , to facilitate diagnosing issues, but also to ensure the data is not downloaded to an unaudited environment.</w:t>
-      </w:r>
-    </w:p>
-    <w:p>
-      <w:pPr>
-        <w:pStyle w:val="Heading4"/>
+        <w:ind w:left="284" w:hanging="284"/>
+      </w:pPr>
+      <w:r>
+        <w:t>It is preferable that data can be filtered, sorted, paged and viewed remotely, in an audited environment (such as is offered by default by cloud service providers</w:t>
+      </w:r>
+      <w:proofErr w:type="gramStart"/>
+      <w:r>
+        <w:t>) ,</w:t>
+      </w:r>
+      <w:proofErr w:type="gramEnd"/>
+      <w:r>
+        <w:t xml:space="preserve"> to facilitate diagnosing issues, but also to ensure the data is not downloaded to an unaudited environment.</w:t>
+      </w:r>
+    </w:p>
+    <w:p>
+      <w:pPr>
+        <w:pStyle w:val="Heading2"/>
       </w:pPr>
       <w:bookmarkStart w:id="13" w:name="_Toc147310997"/>
-      <w:r>
-        <w:lastRenderedPageBreak/>
+    </w:p>
+    <w:p>
+      <w:pPr>
+        <w:pStyle w:val="Heading2"/>
+      </w:pPr>
+      <w:r>
         <w:t>Configuration</w:t>
       </w:r>
       <w:r>
@@ -2852,7 +3106,10 @@
         <w:pStyle w:val="BodyText"/>
       </w:pPr>
       <w:r>
-        <w:t>Configuration is a post-deployment exercise.</w:t>
+        <w:t>Configuration is a post-deployment exercise</w:t>
+      </w:r>
+      <w:r>
+        <w:t>, done as a final step of automated deployment.</w:t>
       </w:r>
     </w:p>
     <w:p>
@@ -2862,6 +3119,7 @@
           <w:ilvl w:val="3"/>
           <w:numId w:val="34"/>
         </w:numPr>
+        <w:ind w:left="284" w:hanging="284"/>
       </w:pPr>
       <w:r>
         <w:t xml:space="preserve">Configuration is expected to be done by remote editing of text files.  </w:t>
@@ -2869,105 +3127,118 @@
     </w:p>
     <w:p>
       <w:pPr>
-        <w:pStyle w:val="Heading4"/>
-      </w:pPr>
-      <w:bookmarkStart w:id="14" w:name="_Toc147310998"/>
-      <w:r>
-        <w:t>Settings</w:t>
+        <w:pStyle w:val="Heading2"/>
+      </w:pPr>
+      <w:bookmarkStart w:id="14" w:name="_Toc147310999"/>
+      <w:r>
+        <w:t>Session Management</w:t>
+      </w:r>
+      <w:bookmarkEnd w:id="14"/>
+    </w:p>
+    <w:p>
+      <w:pPr>
+        <w:pStyle w:val="BodyText"/>
+      </w:pPr>
+      <w:r>
+        <w:t xml:space="preserve">Each User who </w:t>
+      </w:r>
+      <w:r>
+        <w:t xml:space="preserve">opens a browser and invokes the service starts </w:t>
+      </w:r>
+      <w:r>
+        <w:t xml:space="preserve">a new (or continues an existing) </w:t>
+      </w:r>
+      <w:r>
+        <w:t>Sessio</w:t>
+      </w:r>
+      <w:r>
+        <w:t xml:space="preserve">n, </w:t>
+      </w:r>
+      <w:r>
+        <w:t xml:space="preserve">during which they perform multiple Operations.  </w:t>
+      </w:r>
+    </w:p>
+    <w:p>
+      <w:pPr>
+        <w:pStyle w:val="Heading3"/>
+      </w:pPr>
+      <w:bookmarkStart w:id="15" w:name="_Toc147311000"/>
+      <w:r>
+        <w:t>Sessions Management</w:t>
+      </w:r>
+      <w:bookmarkEnd w:id="15"/>
+    </w:p>
+    <w:p>
+      <w:pPr>
+        <w:pStyle w:val="BodyText"/>
+      </w:pPr>
+      <w:r>
+        <w:t xml:space="preserve">System </w:t>
+      </w:r>
+      <w:proofErr w:type="gramStart"/>
+      <w:r>
+        <w:t>terminate</w:t>
+      </w:r>
+      <w:proofErr w:type="gramEnd"/>
+      <w:r>
+        <w:t xml:space="preserve"> </w:t>
+      </w:r>
+      <w:r>
+        <w:t>Session</w:t>
+      </w:r>
+      <w:r>
+        <w:t>s</w:t>
+      </w:r>
+      <w:r>
+        <w:t xml:space="preserve"> </w:t>
+      </w:r>
+      <w:r>
+        <w:t>after a configurable while, generally between 8 hours and 1 month. Whereas it used to be considered best practice to terminate sessions quicker, current best practice is to keep sessions going as long as possible.</w:t>
+      </w:r>
+    </w:p>
+    <w:p>
+      <w:pPr>
+        <w:pStyle w:val="BodyText"/>
+      </w:pPr>
+      <w:r>
+        <w:t xml:space="preserve">Legacy systems used to associate Sessions to Client </w:t>
+      </w:r>
+      <w:proofErr w:type="gramStart"/>
+      <w:r>
+        <w:t>IPs</w:t>
+      </w:r>
+      <w:proofErr w:type="gramEnd"/>
+      <w:r>
+        <w:t xml:space="preserve"> but this practice is deprecated recognising that the IPs of mobile clients change often as they travel, making for a poor user experience. IPs are now tracked in System Operations.</w:t>
+      </w:r>
+    </w:p>
+    <w:p>
+      <w:pPr>
+        <w:pStyle w:val="Heading3"/>
+      </w:pPr>
+      <w:bookmarkStart w:id="16" w:name="_Toc147311001"/>
+      <w:r>
+        <w:t>System Operation</w:t>
       </w:r>
       <w:r>
         <w:t xml:space="preserve"> Management</w:t>
       </w:r>
-      <w:bookmarkEnd w:id="14"/>
-    </w:p>
-    <w:p>
-      <w:pPr>
-        <w:pStyle w:val="BodyText"/>
-      </w:pPr>
-      <w:r>
-        <w:t xml:space="preserve">The difference between </w:t>
-      </w:r>
-      <w:r>
-        <w:t>Configuration</w:t>
-      </w:r>
-      <w:r>
-        <w:t xml:space="preserve"> and Settings is </w:t>
-      </w:r>
-      <w:r>
-        <w:t>Configuration</w:t>
-      </w:r>
-      <w:r>
-        <w:t xml:space="preserve"> is a post-deployment</w:t>
-      </w:r>
-      <w:r>
-        <w:t>/</w:t>
-      </w:r>
-      <w:r>
-        <w:t xml:space="preserve"> pre-run </w:t>
-      </w:r>
-      <w:r>
-        <w:t>task</w:t>
-      </w:r>
-      <w:r>
-        <w:t>, whereas Configuration is done after deploy</w:t>
-      </w:r>
-      <w:r>
-        <w:t>ment</w:t>
-      </w:r>
-      <w:r>
-        <w:t xml:space="preserve">, </w:t>
-      </w:r>
-      <w:r>
-        <w:t xml:space="preserve">when </w:t>
-      </w:r>
-      <w:r>
-        <w:t xml:space="preserve">running. </w:t>
-      </w:r>
-    </w:p>
-    <w:p>
-      <w:pPr>
-        <w:pStyle w:val="BodyText"/>
-      </w:pPr>
-      <w:r>
-        <w:t xml:space="preserve">In other words, </w:t>
-      </w:r>
-      <w:r>
-        <w:t xml:space="preserve">Configuration changes </w:t>
-      </w:r>
-      <w:r>
-        <w:t xml:space="preserve">generally lead to a </w:t>
-      </w:r>
-      <w:r>
-        <w:t xml:space="preserve">restart of an application, </w:t>
-      </w:r>
-      <w:r>
-        <w:t xml:space="preserve">whereas </w:t>
-      </w:r>
-      <w:r>
-        <w:t xml:space="preserve">Settings </w:t>
-      </w:r>
-      <w:r>
-        <w:t xml:space="preserve">changes </w:t>
-      </w:r>
-      <w:r>
-        <w:t>can be applied without restarting the system.</w:t>
-      </w:r>
-    </w:p>
-    <w:p>
-      <w:pPr>
-        <w:pStyle w:val="BodyText"/>
-      </w:pPr>
-      <w:r>
-        <w:t xml:space="preserve">Best practice is that </w:t>
-      </w:r>
-      <w:r>
-        <w:t>Settings</w:t>
-      </w:r>
-      <w:r>
-        <w:t xml:space="preserve"> is done </w:t>
-      </w:r>
-      <w:r>
-        <w:t>in a repeatable automated manner – usually as a last step of an automated deployment process.</w:t>
+      <w:bookmarkEnd w:id="16"/>
+    </w:p>
+    <w:p>
+      <w:pPr>
+        <w:pStyle w:val="BodyText"/>
+      </w:pPr>
+      <w:r>
+        <w:t>During a single Session a User may perform many different Operations. Permanently recording these operations is the basis of non-</w:t>
+      </w:r>
+      <w:proofErr w:type="spellStart"/>
+      <w:r>
+        <w:t>deniabile</w:t>
+      </w:r>
+      <w:proofErr w:type="spellEnd"/>
+      <w:r>
+        <w:t xml:space="preserve"> auditability.</w:t>
       </w:r>
     </w:p>
     <w:p>
@@ -2979,10 +3250,7 @@
         </w:numPr>
       </w:pPr>
       <w:r>
-        <w:t>Settings</w:t>
-      </w:r>
-      <w:r>
-        <w:t xml:space="preserve"> should be applicable via APIs, post deployment – probably as a last step of the deployment process. </w:t>
+        <w:t>Session Operations are expected to be recorded permanently.</w:t>
       </w:r>
     </w:p>
     <w:p>
@@ -2994,10 +3262,23 @@
         </w:numPr>
       </w:pPr>
       <w:r>
-        <w:t>Settings</w:t>
-      </w:r>
-      <w:r>
-        <w:t xml:space="preserve"> should also be able to be done via User interfaces, if need be.</w:t>
+        <w:t xml:space="preserve">Auditing of Operations should record all operations that </w:t>
+      </w:r>
+      <w:proofErr w:type="spellStart"/>
+      <w:r>
+        <w:t>cahgne</w:t>
+      </w:r>
+      <w:proofErr w:type="spellEnd"/>
+      <w:r>
+        <w:t xml:space="preserve"> state (</w:t>
+      </w:r>
+      <w:proofErr w:type="spellStart"/>
+      <w:r>
+        <w:t>ie</w:t>
+      </w:r>
+      <w:proofErr w:type="spellEnd"/>
+      <w:r>
+        <w:t xml:space="preserve"> all Create and Update and Delete operations). </w:t>
       </w:r>
     </w:p>
     <w:p>
@@ -3009,129 +3290,43 @@
         </w:numPr>
       </w:pPr>
       <w:r>
-        <w:t>Settings would be expected in the following areas:</w:t>
-      </w:r>
-    </w:p>
-    <w:p>
-      <w:pPr>
-        <w:pStyle w:val="BodyText"/>
-        <w:numPr>
-          <w:ilvl w:val="4"/>
-          <w:numId w:val="34"/>
-        </w:numPr>
-      </w:pPr>
-      <w:r>
-        <w:t>System Dependencies (URL, credentials to remote dependency services, operation settings)</w:t>
-      </w:r>
-    </w:p>
-    <w:p>
-      <w:pPr>
-        <w:pStyle w:val="BodyText"/>
-        <w:numPr>
-          <w:ilvl w:val="4"/>
-          <w:numId w:val="34"/>
-        </w:numPr>
-      </w:pPr>
-      <w:r>
-        <w:t>Appearance (Logo, Title, Subtitle, Backgrounds, etc.)</w:t>
-      </w:r>
-    </w:p>
-    <w:p>
-      <w:pPr>
-        <w:pStyle w:val="BodyText"/>
-      </w:pPr>
-    </w:p>
-    <w:p>
-      <w:pPr>
-        <w:pStyle w:val="Heading3"/>
-      </w:pPr>
-      <w:bookmarkStart w:id="15" w:name="_Toc147310999"/>
-      <w:r>
-        <w:t>Session Management</w:t>
-      </w:r>
-      <w:bookmarkEnd w:id="15"/>
-    </w:p>
-    <w:p>
-      <w:pPr>
-        <w:pStyle w:val="BodyText"/>
-      </w:pPr>
-      <w:r>
-        <w:t xml:space="preserve">Each User who </w:t>
-      </w:r>
-      <w:r>
-        <w:t xml:space="preserve">opens a browser and invokes the service starts </w:t>
-      </w:r>
-      <w:r>
-        <w:t xml:space="preserve">a new (or continues an existing) </w:t>
-      </w:r>
-      <w:r>
-        <w:t>Sessio</w:t>
-      </w:r>
-      <w:r>
-        <w:t xml:space="preserve">n, </w:t>
-      </w:r>
-      <w:r>
-        <w:t xml:space="preserve">during which they perform multiple Operations.  </w:t>
-      </w:r>
-    </w:p>
-    <w:p>
-      <w:pPr>
-        <w:pStyle w:val="Heading4"/>
-      </w:pPr>
-      <w:bookmarkStart w:id="16" w:name="_Toc147311000"/>
-      <w:r>
-        <w:t>Sessions Management</w:t>
-      </w:r>
-      <w:bookmarkEnd w:id="16"/>
-    </w:p>
-    <w:p>
-      <w:pPr>
-        <w:pStyle w:val="BodyText"/>
-      </w:pPr>
-      <w:r>
-        <w:t xml:space="preserve">System terminate </w:t>
-      </w:r>
-      <w:r>
-        <w:t>Session</w:t>
-      </w:r>
-      <w:r>
-        <w:t>s</w:t>
-      </w:r>
-      <w:r>
-        <w:t xml:space="preserve"> </w:t>
-      </w:r>
-      <w:r>
-        <w:t>after a configurable while, generally between 8 hours and 1 month. Whereas it used to be considered best practice to terminate sessions quicker, current best practice is to keep sessions going as long as possible.</w:t>
-      </w:r>
-    </w:p>
-    <w:p>
-      <w:pPr>
-        <w:pStyle w:val="BodyText"/>
-      </w:pPr>
-      <w:r>
-        <w:t>Legacy systems used to associate Sessions to Client IPs but this practice is deprecated recognising that the IPs of mobile clients change often as they travel, making for a poor user experience. IPs are now tracked in System Operations.</w:t>
-      </w:r>
-    </w:p>
-    <w:p>
-      <w:pPr>
-        <w:pStyle w:val="Heading4"/>
-      </w:pPr>
-      <w:bookmarkStart w:id="17" w:name="_Toc147311001"/>
+        <w:t>In the past, when storage space was more of a constraint, it was common practice to audit only Operations that change State. It is now considered best practice to audit both Browse/List and record Viewing Operations, to better understand who has accessed and seen information.</w:t>
+      </w:r>
+    </w:p>
+    <w:p>
+      <w:pPr>
+        <w:pStyle w:val="Heading2"/>
+      </w:pPr>
+      <w:bookmarkStart w:id="17" w:name="_Toc147311002"/>
+      <w:bookmarkStart w:id="18" w:name="_Toc147310998"/>
+      <w:r>
+        <w:t>Settings Management</w:t>
+      </w:r>
+      <w:bookmarkEnd w:id="18"/>
+    </w:p>
+    <w:p>
+      <w:pPr>
+        <w:pStyle w:val="BodyText"/>
+      </w:pPr>
+      <w:r>
+        <w:t xml:space="preserve">A difference between Configuration and Settings is Configuration is a post-deployment/ pre-run task, whereas Settings is done after deployment, when running. </w:t>
+      </w:r>
+    </w:p>
+    <w:p>
+      <w:pPr>
+        <w:pStyle w:val="BodyText"/>
+      </w:pPr>
       <w:r>
         <w:lastRenderedPageBreak/>
-        <w:t>System Operation</w:t>
-      </w:r>
-      <w:r>
-        <w:t xml:space="preserve"> Management</w:t>
-      </w:r>
-      <w:bookmarkEnd w:id="17"/>
-    </w:p>
-    <w:p>
-      <w:pPr>
-        <w:pStyle w:val="BodyText"/>
-      </w:pPr>
-      <w:r>
-        <w:t>During a single Session a User may perform many different Operations. Permanently recording these operations is the basis of non-deniabile auditability.</w:t>
+        <w:t>In other words, Configuration changes generally lead to a restart of an application, whereas Settings changes can be applied and persisted without restarting the system.</w:t>
+      </w:r>
+    </w:p>
+    <w:p>
+      <w:pPr>
+        <w:pStyle w:val="BodyText"/>
+      </w:pPr>
+      <w:r>
+        <w:t>Best practice is that Settings is done in a repeatable automated manner – usually as a last step of an automated deployment process.</w:t>
       </w:r>
     </w:p>
     <w:p>
@@ -3141,9 +3336,10 @@
           <w:ilvl w:val="3"/>
           <w:numId w:val="34"/>
         </w:numPr>
-      </w:pPr>
-      <w:r>
-        <w:t>Session Operations are expected to be recorded permanently.</w:t>
+        <w:ind w:left="284" w:hanging="284"/>
+      </w:pPr>
+      <w:r>
+        <w:t xml:space="preserve">Settings should be applicable via APIs, post deployment – probably as a last step of the deployment process. </w:t>
       </w:r>
     </w:p>
     <w:p>
@@ -3153,9 +3349,10 @@
           <w:ilvl w:val="3"/>
           <w:numId w:val="34"/>
         </w:numPr>
-      </w:pPr>
-      <w:r>
-        <w:t xml:space="preserve">Auditing of Operations should record all operations that cahgne state (ie all Create and Update and Delete operations). </w:t>
+        <w:ind w:left="284" w:hanging="284"/>
+      </w:pPr>
+      <w:r>
+        <w:t>Settings should also be able to be done via User interfaces, if need be.</w:t>
       </w:r>
     </w:p>
     <w:p>
@@ -3165,80 +3362,10 @@
           <w:ilvl w:val="3"/>
           <w:numId w:val="34"/>
         </w:numPr>
-      </w:pPr>
-      <w:r>
-        <w:t>In the past, when storage space was more of a constraint, it was common practice to audit only Operations that change State. It is now considered best practice to audit both Browse/List and record Viewing Operations, to better understand who has accessed and seen information.</w:t>
-      </w:r>
-    </w:p>
-    <w:p>
-      <w:pPr>
-        <w:pStyle w:val="Heading3"/>
-      </w:pPr>
-      <w:bookmarkStart w:id="18" w:name="_Toc147311002"/>
-      <w:r>
-        <w:t>User Preferences and Security Profiles</w:t>
-      </w:r>
-      <w:bookmarkEnd w:id="18"/>
-    </w:p>
-    <w:p>
-      <w:pPr>
-        <w:pStyle w:val="BodyText"/>
-      </w:pPr>
-      <w:r>
-        <w:t xml:space="preserve">Maturely designed systems provide each user a means for users to optimise the efficiency of their interactions with the system and save their personal </w:t>
-      </w:r>
-      <w:r>
-        <w:t>settings and</w:t>
-      </w:r>
-      <w:r>
-        <w:t xml:space="preserve"> provide a flexible way of assigning permissions and roles to a person.</w:t>
-      </w:r>
-    </w:p>
-    <w:p>
-      <w:pPr>
-        <w:pStyle w:val="Heading4"/>
-      </w:pPr>
-      <w:bookmarkStart w:id="19" w:name="_Toc147311003"/>
-      <w:r>
-        <w:t xml:space="preserve">User </w:t>
-      </w:r>
-      <w:r>
-        <w:t xml:space="preserve">[System Preferences] </w:t>
-      </w:r>
-      <w:r>
-        <w:t>Profiles</w:t>
-      </w:r>
-      <w:bookmarkEnd w:id="19"/>
-    </w:p>
-    <w:p>
-      <w:pPr>
-        <w:pStyle w:val="BodyText"/>
-      </w:pPr>
-      <w:r>
-        <w:t xml:space="preserve">Rather than having to reconfigure a system each time they start a new Session, </w:t>
-      </w:r>
-      <w:r>
-        <w:t xml:space="preserve">System </w:t>
-      </w:r>
-      <w:r>
-        <w:t>Users should have a means to persist personal Preferences. This is commonly referred to as their User Profile or User System Preferences.</w:t>
-      </w:r>
-      <w:r>
-        <w:t xml:space="preserve"> </w:t>
-      </w:r>
-    </w:p>
-    <w:p>
-      <w:pPr>
-        <w:pStyle w:val="BodyText"/>
-      </w:pPr>
-      <w:r>
-        <w:t>User profile</w:t>
-      </w:r>
-      <w:r>
-        <w:t>s</w:t>
-      </w:r>
-      <w:r>
-        <w:t>:</w:t>
+        <w:ind w:left="284" w:hanging="284"/>
+      </w:pPr>
+      <w:r>
+        <w:t>Settings are definable as System, Group(s), and User based.</w:t>
       </w:r>
     </w:p>
     <w:p>
@@ -3248,57 +3375,104 @@
           <w:ilvl w:val="3"/>
           <w:numId w:val="34"/>
         </w:numPr>
-      </w:pPr>
-      <w:r>
-        <w:t xml:space="preserve">for Usability reasons, </w:t>
-      </w:r>
-      <w:r>
-        <w:t xml:space="preserve">should record their </w:t>
-      </w:r>
-      <w:r>
-        <w:t xml:space="preserve">preferred system Identity </w:t>
-      </w:r>
-      <w:r>
-        <w:t xml:space="preserve">information such as </w:t>
-      </w:r>
-      <w:r>
-        <w:t xml:space="preserve">their preferred </w:t>
-      </w:r>
-      <w:r>
-        <w:t>Display Name, Avatar image, Role</w:t>
+        <w:ind w:left="284" w:hanging="284"/>
+      </w:pPr>
+      <w:r>
+        <w:t>System Settings would be expected in the following areas:</w:t>
+      </w:r>
+    </w:p>
+    <w:p>
+      <w:pPr>
+        <w:pStyle w:val="BodyText"/>
+        <w:numPr>
+          <w:ilvl w:val="0"/>
+          <w:numId w:val="34"/>
+        </w:numPr>
+      </w:pPr>
+      <w:r>
+        <w:t>System Dependencies (URL, credentials to remote dependency services, operation settings)</w:t>
+      </w:r>
+    </w:p>
+    <w:p>
+      <w:pPr>
+        <w:pStyle w:val="BodyText"/>
+        <w:numPr>
+          <w:ilvl w:val="0"/>
+          <w:numId w:val="34"/>
+        </w:numPr>
+      </w:pPr>
+      <w:r>
+        <w:t>Appearance (Logo, Title, Subtitle, Backgrounds, etc.)</w:t>
+      </w:r>
+    </w:p>
+    <w:p>
+      <w:pPr>
+        <w:pStyle w:val="Heading2"/>
+      </w:pPr>
+      <w:r>
+        <w:t>User Preferences and Security Profiles</w:t>
+      </w:r>
+      <w:bookmarkEnd w:id="17"/>
+    </w:p>
+    <w:p>
+      <w:pPr>
+        <w:pStyle w:val="BodyText"/>
+      </w:pPr>
+      <w:r>
+        <w:t xml:space="preserve">Maturely designed systems provide each user a means for users to optimise the efficiency of their interactions with the system and save their personal </w:t>
+      </w:r>
+      <w:r>
+        <w:t>settings and</w:t>
+      </w:r>
+      <w:r>
+        <w:t xml:space="preserve"> provide a flexible way of assigning permissions and roles to a person.</w:t>
+      </w:r>
+    </w:p>
+    <w:p>
+      <w:pPr>
+        <w:pStyle w:val="Heading3"/>
+      </w:pPr>
+      <w:bookmarkStart w:id="19" w:name="_Toc147311003"/>
+      <w:r>
+        <w:t xml:space="preserve">User </w:t>
+      </w:r>
+      <w:r>
+        <w:t xml:space="preserve">[System Preferences] </w:t>
+      </w:r>
+      <w:r>
+        <w:t>Profiles</w:t>
+      </w:r>
+      <w:bookmarkEnd w:id="19"/>
+    </w:p>
+    <w:p>
+      <w:pPr>
+        <w:pStyle w:val="BodyText"/>
+      </w:pPr>
+      <w:r>
+        <w:t xml:space="preserve">Rather than having to reconfigure a system each time they start a new Session, </w:t>
+      </w:r>
+      <w:r>
+        <w:t xml:space="preserve">System </w:t>
+      </w:r>
+      <w:r>
+        <w:t>Users should have a means to persist personal Preferences. This is commonly referred to as their User Profile or User System Preferences.</w:t>
       </w:r>
       <w:r>
         <w:t xml:space="preserve"> </w:t>
       </w:r>
-      <w:r>
-        <w:t>description</w:t>
-      </w:r>
-      <w:r>
-        <w:t xml:space="preserve">, </w:t>
-      </w:r>
-      <w:r>
-        <w:t xml:space="preserve">preferred communication </w:t>
-      </w:r>
-      <w:r>
-        <w:t>C</w:t>
-      </w:r>
-      <w:r>
-        <w:t xml:space="preserve">hannels (e.g. email address and/or cell phone number), and </w:t>
-      </w:r>
-      <w:r>
-        <w:t xml:space="preserve">maybe </w:t>
-      </w:r>
-      <w:r>
-        <w:t xml:space="preserve">even a </w:t>
-      </w:r>
-      <w:r>
-        <w:t xml:space="preserve">mini </w:t>
-      </w:r>
-      <w:r>
-        <w:t>bio</w:t>
-      </w:r>
-      <w:r>
-        <w:t>,</w:t>
+    </w:p>
+    <w:p>
+      <w:pPr>
+        <w:pStyle w:val="BodyText"/>
+      </w:pPr>
+      <w:r>
+        <w:t>User profile</w:t>
+      </w:r>
+      <w:r>
+        <w:t>s</w:t>
+      </w:r>
+      <w:r>
+        <w:t>:</w:t>
       </w:r>
     </w:p>
     <w:p>
@@ -3310,19 +3484,55 @@
         </w:numPr>
       </w:pPr>
       <w:r>
-        <w:t>for Accessibility quality reasons</w:t>
+        <w:t xml:space="preserve">for Usability reasons, </w:t>
+      </w:r>
+      <w:r>
+        <w:t xml:space="preserve">should record their </w:t>
+      </w:r>
+      <w:r>
+        <w:t xml:space="preserve">preferred system Identity </w:t>
+      </w:r>
+      <w:r>
+        <w:t xml:space="preserve">information such as </w:t>
+      </w:r>
+      <w:r>
+        <w:t xml:space="preserve">their preferred </w:t>
+      </w:r>
+      <w:r>
+        <w:t>Display Name, Avatar image, Role</w:t>
+      </w:r>
+      <w:r>
+        <w:t xml:space="preserve"> </w:t>
+      </w:r>
+      <w:r>
+        <w:t>description</w:t>
       </w:r>
       <w:r>
         <w:t xml:space="preserve">, </w:t>
       </w:r>
       <w:r>
-        <w:t xml:space="preserve">should </w:t>
-      </w:r>
-      <w:r>
-        <w:t>including their Culture and Language preferences, display preferences</w:t>
-      </w:r>
-      <w:r>
-        <w:t xml:space="preserve"> (backgrounds, colour schemes, font sizes, etc.) that may address visual impairment issues, etc.</w:t>
+        <w:t xml:space="preserve">preferred communication </w:t>
+      </w:r>
+      <w:r>
+        <w:t>C</w:t>
+      </w:r>
+      <w:r>
+        <w:t xml:space="preserve">hannels (e.g. email address and/or cell phone number), and </w:t>
+      </w:r>
+      <w:r>
+        <w:t xml:space="preserve">maybe </w:t>
+      </w:r>
+      <w:r>
+        <w:t xml:space="preserve">even a </w:t>
+      </w:r>
+      <w:r>
+        <w:t xml:space="preserve">mini </w:t>
+      </w:r>
+      <w:r>
+        <w:t>bio</w:t>
+      </w:r>
+      <w:r>
+        <w:t>,</w:t>
       </w:r>
     </w:p>
     <w:p>
@@ -3334,15 +3544,40 @@
         </w:numPr>
       </w:pPr>
       <w:r>
+        <w:t>for Accessibility quality reasons</w:t>
+      </w:r>
+      <w:r>
+        <w:t xml:space="preserve">, </w:t>
+      </w:r>
+      <w:r>
+        <w:t xml:space="preserve">should </w:t>
+      </w:r>
+      <w:r>
+        <w:t>including their Culture and Language preferences, display preferences</w:t>
+      </w:r>
+      <w:r>
+        <w:t xml:space="preserve"> (backgrounds, colour schemes, font sizes, etc.) that may address visual impairment issues, etc.</w:t>
+      </w:r>
+    </w:p>
+    <w:p>
+      <w:pPr>
+        <w:pStyle w:val="BodyText"/>
+        <w:numPr>
+          <w:ilvl w:val="3"/>
+          <w:numId w:val="34"/>
+        </w:numPr>
+      </w:pPr>
+      <w:r>
         <w:t>for Performance quality reasons, should be developed separately from the User object, to enable independent caching if desired.</w:t>
       </w:r>
     </w:p>
     <w:p>
       <w:pPr>
-        <w:pStyle w:val="Heading4"/>
+        <w:pStyle w:val="Heading3"/>
       </w:pPr>
       <w:bookmarkStart w:id="20" w:name="_Toc147311004"/>
       <w:r>
+        <w:lastRenderedPageBreak/>
         <w:t>User Security Profile</w:t>
       </w:r>
       <w:bookmarkEnd w:id="20"/>
@@ -3388,11 +3623,7 @@
         <w:t xml:space="preserve">collection of </w:t>
       </w:r>
       <w:r>
-        <w:t xml:space="preserve">assigned </w:t>
-      </w:r>
-      <w:r>
-        <w:lastRenderedPageBreak/>
-        <w:t xml:space="preserve">Group and Resource </w:t>
+        <w:t xml:space="preserve">assigned Group and Resource </w:t>
       </w:r>
       <w:r>
         <w:t xml:space="preserve">Roles and </w:t>
@@ -3454,22 +3685,30 @@
         <w:t>reasons</w:t>
       </w:r>
       <w:r>
-        <w:t>, it should be possible to add or remove specific Permission on top of the Permissions assigned with a default Role. An example might be to provide two persons with the same Accounting Role, but removing from one of them the ability to sign cheques that are over $5000.</w:t>
-      </w:r>
+        <w:t xml:space="preserve">, it should be possible to add or remove specific Permission on top of the Permissions assigned with a default Role. An example might be to provide two persons with the same Accounting </w:t>
+      </w:r>
+      <w:proofErr w:type="gramStart"/>
+      <w:r>
+        <w:t>Role, but</w:t>
+      </w:r>
+      <w:proofErr w:type="gramEnd"/>
+      <w:r>
+        <w:t xml:space="preserve"> removing from one of them the ability to sign cheques that are over $5000.</w:t>
+      </w:r>
+    </w:p>
+    <w:p>
+      <w:pPr>
+        <w:pStyle w:val="Heading2"/>
+      </w:pPr>
+      <w:bookmarkStart w:id="21" w:name="_Toc147311005"/>
+      <w:r>
+        <w:t>User Grouping and Management</w:t>
+      </w:r>
+      <w:bookmarkEnd w:id="21"/>
     </w:p>
     <w:p>
       <w:pPr>
         <w:pStyle w:val="Heading3"/>
-      </w:pPr>
-      <w:bookmarkStart w:id="21" w:name="_Toc147311005"/>
-      <w:r>
-        <w:t>User Grouping and Management</w:t>
-      </w:r>
-      <w:bookmarkEnd w:id="21"/>
-    </w:p>
-    <w:p>
-      <w:pPr>
-        <w:pStyle w:val="Heading4"/>
       </w:pPr>
       <w:bookmarkStart w:id="22" w:name="_Toc147311006"/>
       <w:r>
@@ -3527,7 +3766,7 @@
     </w:p>
     <w:p>
       <w:pPr>
-        <w:pStyle w:val="Heading4"/>
+        <w:pStyle w:val="Heading3"/>
       </w:pPr>
       <w:bookmarkStart w:id="23" w:name="_Toc147311007"/>
       <w:r>
@@ -3564,12 +3803,20 @@
         </w:numPr>
       </w:pPr>
       <w:r>
-        <w:t>To improve the system’s recognisability quality, the role display name should be configurable to match users needs (e.g., “Department”, “Classroom”, etc.)</w:t>
-      </w:r>
-    </w:p>
-    <w:p>
-      <w:pPr>
-        <w:pStyle w:val="Heading4"/>
+        <w:t xml:space="preserve">To improve the system’s recognisability quality, the role display name should be configurable to match </w:t>
+      </w:r>
+      <w:proofErr w:type="spellStart"/>
+      <w:r>
+        <w:t>users</w:t>
+      </w:r>
+      <w:proofErr w:type="spellEnd"/>
+      <w:r>
+        <w:t xml:space="preserve"> needs (e.g., “Department”, “Classroom”, etc.)</w:t>
+      </w:r>
+    </w:p>
+    <w:p>
+      <w:pPr>
+        <w:pStyle w:val="Heading3"/>
       </w:pPr>
       <w:bookmarkStart w:id="24" w:name="_Toc147311008"/>
       <w:r>
@@ -3591,7 +3838,23 @@
         <w:pStyle w:val="BodyText"/>
       </w:pPr>
       <w:r>
-        <w:t>It is preferable that systems permit Roles within groups are Applied for, Invited to and Accepted, rather than unilaterally Assigned by a Group member with the appropriate Permissions to do so.</w:t>
+        <w:t xml:space="preserve">It is preferable that systems permit Roles within groups are Applied for, </w:t>
+      </w:r>
+      <w:proofErr w:type="gramStart"/>
+      <w:r>
+        <w:t>Invited</w:t>
+      </w:r>
+      <w:proofErr w:type="gramEnd"/>
+      <w:r>
+        <w:t xml:space="preserve"> to and </w:t>
+      </w:r>
+      <w:proofErr w:type="gramStart"/>
+      <w:r>
+        <w:t>Accepted</w:t>
+      </w:r>
+      <w:proofErr w:type="gramEnd"/>
+      <w:r>
+        <w:t>, rather than unilaterally Assigned by a Group member with the appropriate Permissions to do so.</w:t>
       </w:r>
     </w:p>
     <w:p>
@@ -3603,6 +3866,7 @@
         </w:numPr>
       </w:pPr>
       <w:r>
+        <w:lastRenderedPageBreak/>
         <w:t xml:space="preserve">For usability reasons, the system of invitations, acceptance or rejection should be automated.  </w:t>
       </w:r>
     </w:p>
@@ -3619,11 +3883,15 @@
       </w:r>
       <w:r>
         <w:br/>
-        <w:t xml:space="preserve">For example, Managers can invite Users to become Members, Members can invite </w:t>
-      </w:r>
-      <w:r>
-        <w:lastRenderedPageBreak/>
-        <w:t>other Users to become Members, but cannot invite them to become Managers of the Group.</w:t>
+        <w:t xml:space="preserve">For example, Managers can invite Users to become Members, Members can invite other Users to become </w:t>
+      </w:r>
+      <w:proofErr w:type="gramStart"/>
+      <w:r>
+        <w:t>Members, but</w:t>
+      </w:r>
+      <w:proofErr w:type="gramEnd"/>
+      <w:r>
+        <w:t xml:space="preserve"> cannot invite them to become Managers of the Group.</w:t>
       </w:r>
     </w:p>
     <w:p>
@@ -3647,7 +3915,15 @@
         </w:numPr>
       </w:pPr>
       <w:r>
-        <w:t>For security reasons, Roles should not be open ended, and a reminder sent out to a Group manager a configurable amount of time before the role expires, so that they can decide what to do (extend the contract, or let it expire beforehand).</w:t>
+        <w:t xml:space="preserve">For security reasons, Roles should not be open ended, and a reminder sent out to a Group manager a configurable amount of time before the role expires, so that they can decide what to do (extend the </w:t>
+      </w:r>
+      <w:proofErr w:type="gramStart"/>
+      <w:r>
+        <w:t>contract, or</w:t>
+      </w:r>
+      <w:proofErr w:type="gramEnd"/>
+      <w:r>
+        <w:t xml:space="preserve"> let it expire beforehand).</w:t>
       </w:r>
     </w:p>
     <w:p>
@@ -3674,7 +3950,15 @@
         <w:t>in the future</w:t>
       </w:r>
       <w:r>
-        <w:t xml:space="preserve"> (e.g., aligning with an employment start date, or future school term sart).</w:t>
+        <w:t xml:space="preserve"> (e.g., aligning with an employment start date, or future school term </w:t>
+      </w:r>
+      <w:proofErr w:type="spellStart"/>
+      <w:r>
+        <w:t>sart</w:t>
+      </w:r>
+      <w:proofErr w:type="spellEnd"/>
+      <w:r>
+        <w:t>).</w:t>
       </w:r>
     </w:p>
     <w:p>
@@ -3723,7 +4007,15 @@
         <w:pStyle w:val="BodyText"/>
       </w:pPr>
       <w:r>
-        <w:t xml:space="preserve">Monitoring is required for multiple purposes. Continual monitoring is required to develop a understanding of what is normal system and user behaviour. This in turn permits defining what to consider as abnormal system and user behaviour, and alert Maintenance Specialists to such conditions. </w:t>
+        <w:t xml:space="preserve">Monitoring is required for multiple purposes. Continual monitoring is required to develop </w:t>
+      </w:r>
+      <w:proofErr w:type="gramStart"/>
+      <w:r>
+        <w:t>a</w:t>
+      </w:r>
+      <w:proofErr w:type="gramEnd"/>
+      <w:r>
+        <w:t xml:space="preserve"> understanding of what is normal system and user behaviour. This in turn permits defining what to consider as abnormal system and user behaviour, and alert Maintenance Specialists to such conditions. </w:t>
       </w:r>
     </w:p>
     <w:p>
@@ -3806,6 +4098,7 @@
         </w:tabs>
       </w:pPr>
       <w:r>
+        <w:lastRenderedPageBreak/>
         <w:t xml:space="preserve">System </w:t>
       </w:r>
       <w:r>
@@ -3847,7 +4140,6 @@
         <w:pStyle w:val="Heading5"/>
       </w:pPr>
       <w:r>
-        <w:lastRenderedPageBreak/>
         <w:t xml:space="preserve">User </w:t>
       </w:r>
       <w:r>
@@ -3893,7 +4185,15 @@
         <w:t xml:space="preserve"> of the system</w:t>
       </w:r>
       <w:r>
-        <w:t>. Hopefully the reports show that the number of users is increasing, they are accessing more information, and performing more operations per session.</w:t>
+        <w:t xml:space="preserve">. Hopefully the reports show that the number of users is increasing, they are accessing more </w:t>
+      </w:r>
+      <w:proofErr w:type="gramStart"/>
+      <w:r>
+        <w:t>information, and</w:t>
+      </w:r>
+      <w:proofErr w:type="gramEnd"/>
+      <w:r>
+        <w:t xml:space="preserve"> performing more operations per session.</w:t>
       </w:r>
     </w:p>
     <w:p>
@@ -4524,7 +4824,7 @@
 </file>
 
 <file path=word/endnotes.xml><?xml version="1.0" encoding="utf-8"?>
-<w:endnotes xmlns:wpc="http://schemas.microsoft.com/office/word/2010/wordprocessingCanvas" xmlns:cx="http://schemas.microsoft.com/office/drawing/2014/chartex" xmlns:cx1="http://schemas.microsoft.com/office/drawing/2015/9/8/chartex" xmlns:cx2="http://schemas.microsoft.com/office/drawing/2015/10/21/chartex" xmlns:cx3="http://schemas.microsoft.com/office/drawing/2016/5/9/chartex" xmlns:cx4="http://schemas.microsoft.com/office/drawing/2016/5/10/chartex" xmlns:cx5="http://schemas.microsoft.com/office/drawing/2016/5/11/chartex" xmlns:cx6="http://schemas.microsoft.com/office/drawing/2016/5/12/chartex" xmlns:cx7="http://schemas.microsoft.com/office/drawing/2016/5/13/chartex" xmlns:cx8="http://schemas.microsoft.com/office/drawing/2016/5/14/chartex" xmlns:mc="http://schemas.openxmlformats.org/markup-compatibility/2006" xmlns:aink="http://schemas.microsoft.com/office/drawing/2016/ink" xmlns:am3d="http://schemas.microsoft.com/office/drawing/2017/model3d" xmlns:o="urn:schemas-microsoft-com:office:office" xmlns:oel="http://schemas.microsoft.com/office/2019/extlst" xmlns:r="http://schemas.openxmlformats.org/officeDocument/2006/relationships" xmlns:m="http://schemas.openxmlformats.org/officeDocument/2006/math" xmlns:v="urn:schemas-microsoft-com:vml" xmlns:wp14="http://schemas.microsoft.com/office/word/2010/wordprocessingDrawing" xmlns:wp="http://schemas.openxmlformats.org/drawingml/2006/wordprocessingDrawing" xmlns:w10="urn:schemas-microsoft-com:office:word" xmlns:w="http://schemas.openxmlformats.org/wordprocessingml/2006/main" xmlns:w14="http://schemas.microsoft.com/office/word/2010/wordml" xmlns:w15="http://schemas.microsoft.com/office/word/2012/wordml" xmlns:w16cex="http://schemas.microsoft.com/office/word/2018/wordml/cex" xmlns:w16cid="http://schemas.microsoft.com/office/word/2016/wordml/cid" xmlns:w16="http://schemas.microsoft.com/office/word/2018/wordml" xmlns:w16sdtdh="http://schemas.microsoft.com/office/word/2020/wordml/sdtdatahash" xmlns:w16se="http://schemas.microsoft.com/office/word/2015/wordml/symex" xmlns:wpg="http://schemas.microsoft.com/office/word/2010/wordprocessingGroup" xmlns:wpi="http://schemas.microsoft.com/office/word/2010/wordprocessingInk" xmlns:wne="http://schemas.microsoft.com/office/word/2006/wordml" xmlns:wps="http://schemas.microsoft.com/office/word/2010/wordprocessingShape" mc:Ignorable="w14 w15 w16se w16cid w16 w16cex w16sdtdh wp14">
+<w:endnotes xmlns:wpc="http://schemas.microsoft.com/office/word/2010/wordprocessingCanvas" xmlns:cx="http://schemas.microsoft.com/office/drawing/2014/chartex" xmlns:cx1="http://schemas.microsoft.com/office/drawing/2015/9/8/chartex" xmlns:cx2="http://schemas.microsoft.com/office/drawing/2015/10/21/chartex" xmlns:cx3="http://schemas.microsoft.com/office/drawing/2016/5/9/chartex" xmlns:cx4="http://schemas.microsoft.com/office/drawing/2016/5/10/chartex" xmlns:cx5="http://schemas.microsoft.com/office/drawing/2016/5/11/chartex" xmlns:cx6="http://schemas.microsoft.com/office/drawing/2016/5/12/chartex" xmlns:cx7="http://schemas.microsoft.com/office/drawing/2016/5/13/chartex" xmlns:cx8="http://schemas.microsoft.com/office/drawing/2016/5/14/chartex" xmlns:mc="http://schemas.openxmlformats.org/markup-compatibility/2006" xmlns:aink="http://schemas.microsoft.com/office/drawing/2016/ink" xmlns:am3d="http://schemas.microsoft.com/office/drawing/2017/model3d" xmlns:o="urn:schemas-microsoft-com:office:office" xmlns:oel="http://schemas.microsoft.com/office/2019/extlst" xmlns:r="http://schemas.openxmlformats.org/officeDocument/2006/relationships" xmlns:m="http://schemas.openxmlformats.org/officeDocument/2006/math" xmlns:v="urn:schemas-microsoft-com:vml" xmlns:wp14="http://schemas.microsoft.com/office/word/2010/wordprocessingDrawing" xmlns:wp="http://schemas.openxmlformats.org/drawingml/2006/wordprocessingDrawing" xmlns:w10="urn:schemas-microsoft-com:office:word" xmlns:w="http://schemas.openxmlformats.org/wordprocessingml/2006/main" xmlns:w14="http://schemas.microsoft.com/office/word/2010/wordml" xmlns:w15="http://schemas.microsoft.com/office/word/2012/wordml" xmlns:w16cex="http://schemas.microsoft.com/office/word/2018/wordml/cex" xmlns:w16cid="http://schemas.microsoft.com/office/word/2016/wordml/cid" xmlns:w16="http://schemas.microsoft.com/office/word/2018/wordml" xmlns:w16du="http://schemas.microsoft.com/office/word/2023/wordml/word16du" xmlns:w16sdtdh="http://schemas.microsoft.com/office/word/2020/wordml/sdtdatahash" xmlns:w16sdtfl="http://schemas.microsoft.com/office/word/2024/wordml/sdtformatlock" xmlns:w16se="http://schemas.microsoft.com/office/word/2015/wordml/symex" xmlns:wpg="http://schemas.microsoft.com/office/word/2010/wordprocessingGroup" xmlns:wpi="http://schemas.microsoft.com/office/word/2010/wordprocessingInk" xmlns:wne="http://schemas.microsoft.com/office/word/2006/wordml" xmlns:wps="http://schemas.microsoft.com/office/word/2010/wordprocessingShape" mc:Ignorable="w14 w15 w16se w16cid w16 w16cex w16sdtdh w16sdtfl w16du wp14">
   <w:endnote w:type="separator" w:id="-1">
     <w:p>
       <w:pPr>
@@ -4559,7 +4859,7 @@
 </file>
 
 <file path=word/footer1.xml><?xml version="1.0" encoding="utf-8"?>
-<w:ftr xmlns:wpc="http://schemas.microsoft.com/office/word/2010/wordprocessingCanvas" xmlns:cx="http://schemas.microsoft.com/office/drawing/2014/chartex" xmlns:cx1="http://schemas.microsoft.com/office/drawing/2015/9/8/chartex" xmlns:cx2="http://schemas.microsoft.com/office/drawing/2015/10/21/chartex" xmlns:cx3="http://schemas.microsoft.com/office/drawing/2016/5/9/chartex" xmlns:cx4="http://schemas.microsoft.com/office/drawing/2016/5/10/chartex" xmlns:cx5="http://schemas.microsoft.com/office/drawing/2016/5/11/chartex" xmlns:cx6="http://schemas.microsoft.com/office/drawing/2016/5/12/chartex" xmlns:cx7="http://schemas.microsoft.com/office/drawing/2016/5/13/chartex" xmlns:cx8="http://schemas.microsoft.com/office/drawing/2016/5/14/chartex" xmlns:mc="http://schemas.openxmlformats.org/markup-compatibility/2006" xmlns:aink="http://schemas.microsoft.com/office/drawing/2016/ink" xmlns:am3d="http://schemas.microsoft.com/office/drawing/2017/model3d" xmlns:o="urn:schemas-microsoft-com:office:office" xmlns:oel="http://schemas.microsoft.com/office/2019/extlst" xmlns:r="http://schemas.openxmlformats.org/officeDocument/2006/relationships" xmlns:m="http://schemas.openxmlformats.org/officeDocument/2006/math" xmlns:v="urn:schemas-microsoft-com:vml" xmlns:wp14="http://schemas.microsoft.com/office/word/2010/wordprocessingDrawing" xmlns:wp="http://schemas.openxmlformats.org/drawingml/2006/wordprocessingDrawing" xmlns:w10="urn:schemas-microsoft-com:office:word" xmlns:w="http://schemas.openxmlformats.org/wordprocessingml/2006/main" xmlns:w14="http://schemas.microsoft.com/office/word/2010/wordml" xmlns:w15="http://schemas.microsoft.com/office/word/2012/wordml" xmlns:w16cex="http://schemas.microsoft.com/office/word/2018/wordml/cex" xmlns:w16cid="http://schemas.microsoft.com/office/word/2016/wordml/cid" xmlns:w16="http://schemas.microsoft.com/office/word/2018/wordml" xmlns:w16sdtdh="http://schemas.microsoft.com/office/word/2020/wordml/sdtdatahash" xmlns:w16se="http://schemas.microsoft.com/office/word/2015/wordml/symex" xmlns:wpg="http://schemas.microsoft.com/office/word/2010/wordprocessingGroup" xmlns:wpi="http://schemas.microsoft.com/office/word/2010/wordprocessingInk" xmlns:wne="http://schemas.microsoft.com/office/word/2006/wordml" xmlns:wps="http://schemas.microsoft.com/office/word/2010/wordprocessingShape" mc:Ignorable="w14 w15 w16se w16cid w16 w16cex w16sdtdh wp14">
+<w:ftr xmlns:wpc="http://schemas.microsoft.com/office/word/2010/wordprocessingCanvas" xmlns:cx="http://schemas.microsoft.com/office/drawing/2014/chartex" xmlns:cx1="http://schemas.microsoft.com/office/drawing/2015/9/8/chartex" xmlns:cx2="http://schemas.microsoft.com/office/drawing/2015/10/21/chartex" xmlns:cx3="http://schemas.microsoft.com/office/drawing/2016/5/9/chartex" xmlns:cx4="http://schemas.microsoft.com/office/drawing/2016/5/10/chartex" xmlns:cx5="http://schemas.microsoft.com/office/drawing/2016/5/11/chartex" xmlns:cx6="http://schemas.microsoft.com/office/drawing/2016/5/12/chartex" xmlns:cx7="http://schemas.microsoft.com/office/drawing/2016/5/13/chartex" xmlns:cx8="http://schemas.microsoft.com/office/drawing/2016/5/14/chartex" xmlns:mc="http://schemas.openxmlformats.org/markup-compatibility/2006" xmlns:aink="http://schemas.microsoft.com/office/drawing/2016/ink" xmlns:am3d="http://schemas.microsoft.com/office/drawing/2017/model3d" xmlns:o="urn:schemas-microsoft-com:office:office" xmlns:oel="http://schemas.microsoft.com/office/2019/extlst" xmlns:r="http://schemas.openxmlformats.org/officeDocument/2006/relationships" xmlns:m="http://schemas.openxmlformats.org/officeDocument/2006/math" xmlns:v="urn:schemas-microsoft-com:vml" xmlns:wp14="http://schemas.microsoft.com/office/word/2010/wordprocessingDrawing" xmlns:wp="http://schemas.openxmlformats.org/drawingml/2006/wordprocessingDrawing" xmlns:w10="urn:schemas-microsoft-com:office:word" xmlns:w="http://schemas.openxmlformats.org/wordprocessingml/2006/main" xmlns:w14="http://schemas.microsoft.com/office/word/2010/wordml" xmlns:w15="http://schemas.microsoft.com/office/word/2012/wordml" xmlns:w16cex="http://schemas.microsoft.com/office/word/2018/wordml/cex" xmlns:w16cid="http://schemas.microsoft.com/office/word/2016/wordml/cid" xmlns:w16="http://schemas.microsoft.com/office/word/2018/wordml" xmlns:w16du="http://schemas.microsoft.com/office/word/2023/wordml/word16du" xmlns:w16sdtdh="http://schemas.microsoft.com/office/word/2020/wordml/sdtdatahash" xmlns:w16sdtfl="http://schemas.microsoft.com/office/word/2024/wordml/sdtformatlock" xmlns:w16se="http://schemas.microsoft.com/office/word/2015/wordml/symex" xmlns:wpg="http://schemas.microsoft.com/office/word/2010/wordprocessingGroup" xmlns:wpi="http://schemas.microsoft.com/office/word/2010/wordprocessingInk" xmlns:wne="http://schemas.microsoft.com/office/word/2006/wordml" xmlns:wps="http://schemas.microsoft.com/office/word/2010/wordprocessingShape" mc:Ignorable="w14 w15 w16se w16cid w16 w16cex w16sdtdh w16sdtfl w16du wp14">
   <w:p>
     <w:pPr>
       <w:pStyle w:val="Footer"/>
@@ -4690,7 +4990,7 @@
 </file>
 
 <file path=word/footer2.xml><?xml version="1.0" encoding="utf-8"?>
-<w:ftr xmlns:wpc="http://schemas.microsoft.com/office/word/2010/wordprocessingCanvas" xmlns:cx="http://schemas.microsoft.com/office/drawing/2014/chartex" xmlns:cx1="http://schemas.microsoft.com/office/drawing/2015/9/8/chartex" xmlns:cx2="http://schemas.microsoft.com/office/drawing/2015/10/21/chartex" xmlns:cx3="http://schemas.microsoft.com/office/drawing/2016/5/9/chartex" xmlns:cx4="http://schemas.microsoft.com/office/drawing/2016/5/10/chartex" xmlns:cx5="http://schemas.microsoft.com/office/drawing/2016/5/11/chartex" xmlns:cx6="http://schemas.microsoft.com/office/drawing/2016/5/12/chartex" xmlns:cx7="http://schemas.microsoft.com/office/drawing/2016/5/13/chartex" xmlns:cx8="http://schemas.microsoft.com/office/drawing/2016/5/14/chartex" xmlns:mc="http://schemas.openxmlformats.org/markup-compatibility/2006" xmlns:aink="http://schemas.microsoft.com/office/drawing/2016/ink" xmlns:am3d="http://schemas.microsoft.com/office/drawing/2017/model3d" xmlns:o="urn:schemas-microsoft-com:office:office" xmlns:oel="http://schemas.microsoft.com/office/2019/extlst" xmlns:r="http://schemas.openxmlformats.org/officeDocument/2006/relationships" xmlns:m="http://schemas.openxmlformats.org/officeDocument/2006/math" xmlns:v="urn:schemas-microsoft-com:vml" xmlns:wp14="http://schemas.microsoft.com/office/word/2010/wordprocessingDrawing" xmlns:wp="http://schemas.openxmlformats.org/drawingml/2006/wordprocessingDrawing" xmlns:w10="urn:schemas-microsoft-com:office:word" xmlns:w="http://schemas.openxmlformats.org/wordprocessingml/2006/main" xmlns:w14="http://schemas.microsoft.com/office/word/2010/wordml" xmlns:w15="http://schemas.microsoft.com/office/word/2012/wordml" xmlns:w16cex="http://schemas.microsoft.com/office/word/2018/wordml/cex" xmlns:w16cid="http://schemas.microsoft.com/office/word/2016/wordml/cid" xmlns:w16="http://schemas.microsoft.com/office/word/2018/wordml" xmlns:w16sdtdh="http://schemas.microsoft.com/office/word/2020/wordml/sdtdatahash" xmlns:w16se="http://schemas.microsoft.com/office/word/2015/wordml/symex" xmlns:wpg="http://schemas.microsoft.com/office/word/2010/wordprocessingGroup" xmlns:wpi="http://schemas.microsoft.com/office/word/2010/wordprocessingInk" xmlns:wne="http://schemas.microsoft.com/office/word/2006/wordml" xmlns:wps="http://schemas.microsoft.com/office/word/2010/wordprocessingShape" mc:Ignorable="w14 w15 w16se w16cid w16 w16cex w16sdtdh wp14">
+<w:ftr xmlns:wpc="http://schemas.microsoft.com/office/word/2010/wordprocessingCanvas" xmlns:cx="http://schemas.microsoft.com/office/drawing/2014/chartex" xmlns:cx1="http://schemas.microsoft.com/office/drawing/2015/9/8/chartex" xmlns:cx2="http://schemas.microsoft.com/office/drawing/2015/10/21/chartex" xmlns:cx3="http://schemas.microsoft.com/office/drawing/2016/5/9/chartex" xmlns:cx4="http://schemas.microsoft.com/office/drawing/2016/5/10/chartex" xmlns:cx5="http://schemas.microsoft.com/office/drawing/2016/5/11/chartex" xmlns:cx6="http://schemas.microsoft.com/office/drawing/2016/5/12/chartex" xmlns:cx7="http://schemas.microsoft.com/office/drawing/2016/5/13/chartex" xmlns:cx8="http://schemas.microsoft.com/office/drawing/2016/5/14/chartex" xmlns:mc="http://schemas.openxmlformats.org/markup-compatibility/2006" xmlns:aink="http://schemas.microsoft.com/office/drawing/2016/ink" xmlns:am3d="http://schemas.microsoft.com/office/drawing/2017/model3d" xmlns:o="urn:schemas-microsoft-com:office:office" xmlns:oel="http://schemas.microsoft.com/office/2019/extlst" xmlns:r="http://schemas.openxmlformats.org/officeDocument/2006/relationships" xmlns:m="http://schemas.openxmlformats.org/officeDocument/2006/math" xmlns:v="urn:schemas-microsoft-com:vml" xmlns:wp14="http://schemas.microsoft.com/office/word/2010/wordprocessingDrawing" xmlns:wp="http://schemas.openxmlformats.org/drawingml/2006/wordprocessingDrawing" xmlns:w10="urn:schemas-microsoft-com:office:word" xmlns:w="http://schemas.openxmlformats.org/wordprocessingml/2006/main" xmlns:w14="http://schemas.microsoft.com/office/word/2010/wordml" xmlns:w15="http://schemas.microsoft.com/office/word/2012/wordml" xmlns:w16cex="http://schemas.microsoft.com/office/word/2018/wordml/cex" xmlns:w16cid="http://schemas.microsoft.com/office/word/2016/wordml/cid" xmlns:w16="http://schemas.microsoft.com/office/word/2018/wordml" xmlns:w16du="http://schemas.microsoft.com/office/word/2023/wordml/word16du" xmlns:w16sdtdh="http://schemas.microsoft.com/office/word/2020/wordml/sdtdatahash" xmlns:w16sdtfl="http://schemas.microsoft.com/office/word/2024/wordml/sdtformatlock" xmlns:w16se="http://schemas.microsoft.com/office/word/2015/wordml/symex" xmlns:wpg="http://schemas.microsoft.com/office/word/2010/wordprocessingGroup" xmlns:wpi="http://schemas.microsoft.com/office/word/2010/wordprocessingInk" xmlns:wne="http://schemas.microsoft.com/office/word/2006/wordml" xmlns:wps="http://schemas.microsoft.com/office/word/2010/wordprocessingShape" mc:Ignorable="w14 w15 w16se w16cid w16 w16cex w16sdtdh w16sdtfl w16du wp14">
   <w:p>
     <w:pPr>
       <w:pStyle w:val="Footer"/>
@@ -4863,7 +5163,7 @@
 </file>
 
 <file path=word/footer3.xml><?xml version="1.0" encoding="utf-8"?>
-<w:ftr xmlns:wpc="http://schemas.microsoft.com/office/word/2010/wordprocessingCanvas" xmlns:cx="http://schemas.microsoft.com/office/drawing/2014/chartex" xmlns:cx1="http://schemas.microsoft.com/office/drawing/2015/9/8/chartex" xmlns:cx2="http://schemas.microsoft.com/office/drawing/2015/10/21/chartex" xmlns:cx3="http://schemas.microsoft.com/office/drawing/2016/5/9/chartex" xmlns:cx4="http://schemas.microsoft.com/office/drawing/2016/5/10/chartex" xmlns:cx5="http://schemas.microsoft.com/office/drawing/2016/5/11/chartex" xmlns:cx6="http://schemas.microsoft.com/office/drawing/2016/5/12/chartex" xmlns:cx7="http://schemas.microsoft.com/office/drawing/2016/5/13/chartex" xmlns:cx8="http://schemas.microsoft.com/office/drawing/2016/5/14/chartex" xmlns:mc="http://schemas.openxmlformats.org/markup-compatibility/2006" xmlns:aink="http://schemas.microsoft.com/office/drawing/2016/ink" xmlns:am3d="http://schemas.microsoft.com/office/drawing/2017/model3d" xmlns:o="urn:schemas-microsoft-com:office:office" xmlns:oel="http://schemas.microsoft.com/office/2019/extlst" xmlns:r="http://schemas.openxmlformats.org/officeDocument/2006/relationships" xmlns:m="http://schemas.openxmlformats.org/officeDocument/2006/math" xmlns:v="urn:schemas-microsoft-com:vml" xmlns:wp14="http://schemas.microsoft.com/office/word/2010/wordprocessingDrawing" xmlns:wp="http://schemas.openxmlformats.org/drawingml/2006/wordprocessingDrawing" xmlns:w10="urn:schemas-microsoft-com:office:word" xmlns:w="http://schemas.openxmlformats.org/wordprocessingml/2006/main" xmlns:w14="http://schemas.microsoft.com/office/word/2010/wordml" xmlns:w15="http://schemas.microsoft.com/office/word/2012/wordml" xmlns:w16cex="http://schemas.microsoft.com/office/word/2018/wordml/cex" xmlns:w16cid="http://schemas.microsoft.com/office/word/2016/wordml/cid" xmlns:w16="http://schemas.microsoft.com/office/word/2018/wordml" xmlns:w16sdtdh="http://schemas.microsoft.com/office/word/2020/wordml/sdtdatahash" xmlns:w16se="http://schemas.microsoft.com/office/word/2015/wordml/symex" xmlns:wpg="http://schemas.microsoft.com/office/word/2010/wordprocessingGroup" xmlns:wpi="http://schemas.microsoft.com/office/word/2010/wordprocessingInk" xmlns:wne="http://schemas.microsoft.com/office/word/2006/wordml" xmlns:wps="http://schemas.microsoft.com/office/word/2010/wordprocessingShape" mc:Ignorable="w14 w15 w16se w16cid w16 w16cex w16sdtdh wp14">
+<w:ftr xmlns:wpc="http://schemas.microsoft.com/office/word/2010/wordprocessingCanvas" xmlns:cx="http://schemas.microsoft.com/office/drawing/2014/chartex" xmlns:cx1="http://schemas.microsoft.com/office/drawing/2015/9/8/chartex" xmlns:cx2="http://schemas.microsoft.com/office/drawing/2015/10/21/chartex" xmlns:cx3="http://schemas.microsoft.com/office/drawing/2016/5/9/chartex" xmlns:cx4="http://schemas.microsoft.com/office/drawing/2016/5/10/chartex" xmlns:cx5="http://schemas.microsoft.com/office/drawing/2016/5/11/chartex" xmlns:cx6="http://schemas.microsoft.com/office/drawing/2016/5/12/chartex" xmlns:cx7="http://schemas.microsoft.com/office/drawing/2016/5/13/chartex" xmlns:cx8="http://schemas.microsoft.com/office/drawing/2016/5/14/chartex" xmlns:mc="http://schemas.openxmlformats.org/markup-compatibility/2006" xmlns:aink="http://schemas.microsoft.com/office/drawing/2016/ink" xmlns:am3d="http://schemas.microsoft.com/office/drawing/2017/model3d" xmlns:o="urn:schemas-microsoft-com:office:office" xmlns:oel="http://schemas.microsoft.com/office/2019/extlst" xmlns:r="http://schemas.openxmlformats.org/officeDocument/2006/relationships" xmlns:m="http://schemas.openxmlformats.org/officeDocument/2006/math" xmlns:v="urn:schemas-microsoft-com:vml" xmlns:wp14="http://schemas.microsoft.com/office/word/2010/wordprocessingDrawing" xmlns:wp="http://schemas.openxmlformats.org/drawingml/2006/wordprocessingDrawing" xmlns:w10="urn:schemas-microsoft-com:office:word" xmlns:w="http://schemas.openxmlformats.org/wordprocessingml/2006/main" xmlns:w14="http://schemas.microsoft.com/office/word/2010/wordml" xmlns:w15="http://schemas.microsoft.com/office/word/2012/wordml" xmlns:w16cex="http://schemas.microsoft.com/office/word/2018/wordml/cex" xmlns:w16cid="http://schemas.microsoft.com/office/word/2016/wordml/cid" xmlns:w16="http://schemas.microsoft.com/office/word/2018/wordml" xmlns:w16du="http://schemas.microsoft.com/office/word/2023/wordml/word16du" xmlns:w16sdtdh="http://schemas.microsoft.com/office/word/2020/wordml/sdtdatahash" xmlns:w16sdtfl="http://schemas.microsoft.com/office/word/2024/wordml/sdtformatlock" xmlns:w16se="http://schemas.microsoft.com/office/word/2015/wordml/symex" xmlns:wpg="http://schemas.microsoft.com/office/word/2010/wordprocessingGroup" xmlns:wpi="http://schemas.microsoft.com/office/word/2010/wordprocessingInk" xmlns:wne="http://schemas.microsoft.com/office/word/2006/wordml" xmlns:wps="http://schemas.microsoft.com/office/word/2010/wordprocessingShape" mc:Ignorable="w14 w15 w16se w16cid w16 w16cex w16sdtdh w16sdtfl w16du wp14">
   <w:p>
     <w:pPr>
       <w:pStyle w:val="Footer"/>
@@ -5030,7 +5330,7 @@
 </file>
 
 <file path=word/footnotes.xml><?xml version="1.0" encoding="utf-8"?>
-<w:footnotes xmlns:wpc="http://schemas.microsoft.com/office/word/2010/wordprocessingCanvas" xmlns:cx="http://schemas.microsoft.com/office/drawing/2014/chartex" xmlns:cx1="http://schemas.microsoft.com/office/drawing/2015/9/8/chartex" xmlns:cx2="http://schemas.microsoft.com/office/drawing/2015/10/21/chartex" xmlns:cx3="http://schemas.microsoft.com/office/drawing/2016/5/9/chartex" xmlns:cx4="http://schemas.microsoft.com/office/drawing/2016/5/10/chartex" xmlns:cx5="http://schemas.microsoft.com/office/drawing/2016/5/11/chartex" xmlns:cx6="http://schemas.microsoft.com/office/drawing/2016/5/12/chartex" xmlns:cx7="http://schemas.microsoft.com/office/drawing/2016/5/13/chartex" xmlns:cx8="http://schemas.microsoft.com/office/drawing/2016/5/14/chartex" xmlns:mc="http://schemas.openxmlformats.org/markup-compatibility/2006" xmlns:aink="http://schemas.microsoft.com/office/drawing/2016/ink" xmlns:am3d="http://schemas.microsoft.com/office/drawing/2017/model3d" xmlns:o="urn:schemas-microsoft-com:office:office" xmlns:oel="http://schemas.microsoft.com/office/2019/extlst" xmlns:r="http://schemas.openxmlformats.org/officeDocument/2006/relationships" xmlns:m="http://schemas.openxmlformats.org/officeDocument/2006/math" xmlns:v="urn:schemas-microsoft-com:vml" xmlns:wp14="http://schemas.microsoft.com/office/word/2010/wordprocessingDrawing" xmlns:wp="http://schemas.openxmlformats.org/drawingml/2006/wordprocessingDrawing" xmlns:w10="urn:schemas-microsoft-com:office:word" xmlns:w="http://schemas.openxmlformats.org/wordprocessingml/2006/main" xmlns:w14="http://schemas.microsoft.com/office/word/2010/wordml" xmlns:w15="http://schemas.microsoft.com/office/word/2012/wordml" xmlns:w16cex="http://schemas.microsoft.com/office/word/2018/wordml/cex" xmlns:w16cid="http://schemas.microsoft.com/office/word/2016/wordml/cid" xmlns:w16="http://schemas.microsoft.com/office/word/2018/wordml" xmlns:w16sdtdh="http://schemas.microsoft.com/office/word/2020/wordml/sdtdatahash" xmlns:w16se="http://schemas.microsoft.com/office/word/2015/wordml/symex" xmlns:wpg="http://schemas.microsoft.com/office/word/2010/wordprocessingGroup" xmlns:wpi="http://schemas.microsoft.com/office/word/2010/wordprocessingInk" xmlns:wne="http://schemas.microsoft.com/office/word/2006/wordml" xmlns:wps="http://schemas.microsoft.com/office/word/2010/wordprocessingShape" mc:Ignorable="w14 w15 w16se w16cid w16 w16cex w16sdtdh wp14">
+<w:footnotes xmlns:wpc="http://schemas.microsoft.com/office/word/2010/wordprocessingCanvas" xmlns:cx="http://schemas.microsoft.com/office/drawing/2014/chartex" xmlns:cx1="http://schemas.microsoft.com/office/drawing/2015/9/8/chartex" xmlns:cx2="http://schemas.microsoft.com/office/drawing/2015/10/21/chartex" xmlns:cx3="http://schemas.microsoft.com/office/drawing/2016/5/9/chartex" xmlns:cx4="http://schemas.microsoft.com/office/drawing/2016/5/10/chartex" xmlns:cx5="http://schemas.microsoft.com/office/drawing/2016/5/11/chartex" xmlns:cx6="http://schemas.microsoft.com/office/drawing/2016/5/12/chartex" xmlns:cx7="http://schemas.microsoft.com/office/drawing/2016/5/13/chartex" xmlns:cx8="http://schemas.microsoft.com/office/drawing/2016/5/14/chartex" xmlns:mc="http://schemas.openxmlformats.org/markup-compatibility/2006" xmlns:aink="http://schemas.microsoft.com/office/drawing/2016/ink" xmlns:am3d="http://schemas.microsoft.com/office/drawing/2017/model3d" xmlns:o="urn:schemas-microsoft-com:office:office" xmlns:oel="http://schemas.microsoft.com/office/2019/extlst" xmlns:r="http://schemas.openxmlformats.org/officeDocument/2006/relationships" xmlns:m="http://schemas.openxmlformats.org/officeDocument/2006/math" xmlns:v="urn:schemas-microsoft-com:vml" xmlns:wp14="http://schemas.microsoft.com/office/word/2010/wordprocessingDrawing" xmlns:wp="http://schemas.openxmlformats.org/drawingml/2006/wordprocessingDrawing" xmlns:w10="urn:schemas-microsoft-com:office:word" xmlns:w="http://schemas.openxmlformats.org/wordprocessingml/2006/main" xmlns:w14="http://schemas.microsoft.com/office/word/2010/wordml" xmlns:w15="http://schemas.microsoft.com/office/word/2012/wordml" xmlns:w16cex="http://schemas.microsoft.com/office/word/2018/wordml/cex" xmlns:w16cid="http://schemas.microsoft.com/office/word/2016/wordml/cid" xmlns:w16="http://schemas.microsoft.com/office/word/2018/wordml" xmlns:w16du="http://schemas.microsoft.com/office/word/2023/wordml/word16du" xmlns:w16sdtdh="http://schemas.microsoft.com/office/word/2020/wordml/sdtdatahash" xmlns:w16sdtfl="http://schemas.microsoft.com/office/word/2024/wordml/sdtformatlock" xmlns:w16se="http://schemas.microsoft.com/office/word/2015/wordml/symex" xmlns:wpg="http://schemas.microsoft.com/office/word/2010/wordprocessingGroup" xmlns:wpi="http://schemas.microsoft.com/office/word/2010/wordprocessingInk" xmlns:wne="http://schemas.microsoft.com/office/word/2006/wordml" xmlns:wps="http://schemas.microsoft.com/office/word/2010/wordprocessingShape" mc:Ignorable="w14 w15 w16se w16cid w16 w16cex w16sdtdh w16sdtfl w16du wp14">
   <w:footnote w:type="separator" w:id="-1">
     <w:p>
       <w:pPr>
@@ -5081,7 +5381,7 @@
 </file>
 
 <file path=word/header1.xml><?xml version="1.0" encoding="utf-8"?>
-<w:hdr xmlns:wpc="http://schemas.microsoft.com/office/word/2010/wordprocessingCanvas" xmlns:cx="http://schemas.microsoft.com/office/drawing/2014/chartex" xmlns:cx1="http://schemas.microsoft.com/office/drawing/2015/9/8/chartex" xmlns:cx2="http://schemas.microsoft.com/office/drawing/2015/10/21/chartex" xmlns:cx3="http://schemas.microsoft.com/office/drawing/2016/5/9/chartex" xmlns:cx4="http://schemas.microsoft.com/office/drawing/2016/5/10/chartex" xmlns:cx5="http://schemas.microsoft.com/office/drawing/2016/5/11/chartex" xmlns:cx6="http://schemas.microsoft.com/office/drawing/2016/5/12/chartex" xmlns:cx7="http://schemas.microsoft.com/office/drawing/2016/5/13/chartex" xmlns:cx8="http://schemas.microsoft.com/office/drawing/2016/5/14/chartex" xmlns:mc="http://schemas.openxmlformats.org/markup-compatibility/2006" xmlns:aink="http://schemas.microsoft.com/office/drawing/2016/ink" xmlns:am3d="http://schemas.microsoft.com/office/drawing/2017/model3d" xmlns:o="urn:schemas-microsoft-com:office:office" xmlns:oel="http://schemas.microsoft.com/office/2019/extlst" xmlns:r="http://schemas.openxmlformats.org/officeDocument/2006/relationships" xmlns:m="http://schemas.openxmlformats.org/officeDocument/2006/math" xmlns:v="urn:schemas-microsoft-com:vml" xmlns:wp14="http://schemas.microsoft.com/office/word/2010/wordprocessingDrawing" xmlns:wp="http://schemas.openxmlformats.org/drawingml/2006/wordprocessingDrawing" xmlns:w10="urn:schemas-microsoft-com:office:word" xmlns:w="http://schemas.openxmlformats.org/wordprocessingml/2006/main" xmlns:w14="http://schemas.microsoft.com/office/word/2010/wordml" xmlns:w15="http://schemas.microsoft.com/office/word/2012/wordml" xmlns:w16cex="http://schemas.microsoft.com/office/word/2018/wordml/cex" xmlns:w16cid="http://schemas.microsoft.com/office/word/2016/wordml/cid" xmlns:w16="http://schemas.microsoft.com/office/word/2018/wordml" xmlns:w16sdtdh="http://schemas.microsoft.com/office/word/2020/wordml/sdtdatahash" xmlns:w16se="http://schemas.microsoft.com/office/word/2015/wordml/symex" xmlns:wpg="http://schemas.microsoft.com/office/word/2010/wordprocessingGroup" xmlns:wpi="http://schemas.microsoft.com/office/word/2010/wordprocessingInk" xmlns:wne="http://schemas.microsoft.com/office/word/2006/wordml" xmlns:wps="http://schemas.microsoft.com/office/word/2010/wordprocessingShape" mc:Ignorable="w14 w15 w16se w16cid w16 w16cex w16sdtdh wp14">
+<w:hdr xmlns:wpc="http://schemas.microsoft.com/office/word/2010/wordprocessingCanvas" xmlns:cx="http://schemas.microsoft.com/office/drawing/2014/chartex" xmlns:cx1="http://schemas.microsoft.com/office/drawing/2015/9/8/chartex" xmlns:cx2="http://schemas.microsoft.com/office/drawing/2015/10/21/chartex" xmlns:cx3="http://schemas.microsoft.com/office/drawing/2016/5/9/chartex" xmlns:cx4="http://schemas.microsoft.com/office/drawing/2016/5/10/chartex" xmlns:cx5="http://schemas.microsoft.com/office/drawing/2016/5/11/chartex" xmlns:cx6="http://schemas.microsoft.com/office/drawing/2016/5/12/chartex" xmlns:cx7="http://schemas.microsoft.com/office/drawing/2016/5/13/chartex" xmlns:cx8="http://schemas.microsoft.com/office/drawing/2016/5/14/chartex" xmlns:mc="http://schemas.openxmlformats.org/markup-compatibility/2006" xmlns:aink="http://schemas.microsoft.com/office/drawing/2016/ink" xmlns:am3d="http://schemas.microsoft.com/office/drawing/2017/model3d" xmlns:o="urn:schemas-microsoft-com:office:office" xmlns:oel="http://schemas.microsoft.com/office/2019/extlst" xmlns:r="http://schemas.openxmlformats.org/officeDocument/2006/relationships" xmlns:m="http://schemas.openxmlformats.org/officeDocument/2006/math" xmlns:v="urn:schemas-microsoft-com:vml" xmlns:wp14="http://schemas.microsoft.com/office/word/2010/wordprocessingDrawing" xmlns:wp="http://schemas.openxmlformats.org/drawingml/2006/wordprocessingDrawing" xmlns:w10="urn:schemas-microsoft-com:office:word" xmlns:w="http://schemas.openxmlformats.org/wordprocessingml/2006/main" xmlns:w14="http://schemas.microsoft.com/office/word/2010/wordml" xmlns:w15="http://schemas.microsoft.com/office/word/2012/wordml" xmlns:w16cex="http://schemas.microsoft.com/office/word/2018/wordml/cex" xmlns:w16cid="http://schemas.microsoft.com/office/word/2016/wordml/cid" xmlns:w16="http://schemas.microsoft.com/office/word/2018/wordml" xmlns:w16du="http://schemas.microsoft.com/office/word/2023/wordml/word16du" xmlns:w16sdtdh="http://schemas.microsoft.com/office/word/2020/wordml/sdtdatahash" xmlns:w16sdtfl="http://schemas.microsoft.com/office/word/2024/wordml/sdtformatlock" xmlns:w16se="http://schemas.microsoft.com/office/word/2015/wordml/symex" xmlns:wpg="http://schemas.microsoft.com/office/word/2010/wordprocessingGroup" xmlns:wpi="http://schemas.microsoft.com/office/word/2010/wordprocessingInk" xmlns:wne="http://schemas.microsoft.com/office/word/2006/wordml" xmlns:wps="http://schemas.microsoft.com/office/word/2010/wordprocessingShape" mc:Ignorable="w14 w15 w16se w16cid w16 w16cex w16sdtdh w16sdtfl w16du wp14">
   <w:p>
     <w:pPr>
       <w:pStyle w:val="Header"/>
@@ -5212,7 +5512,7 @@
 </file>
 
 <file path=word/header2.xml><?xml version="1.0" encoding="utf-8"?>
-<w:hdr xmlns:wpc="http://schemas.microsoft.com/office/word/2010/wordprocessingCanvas" xmlns:cx="http://schemas.microsoft.com/office/drawing/2014/chartex" xmlns:cx1="http://schemas.microsoft.com/office/drawing/2015/9/8/chartex" xmlns:cx2="http://schemas.microsoft.com/office/drawing/2015/10/21/chartex" xmlns:cx3="http://schemas.microsoft.com/office/drawing/2016/5/9/chartex" xmlns:cx4="http://schemas.microsoft.com/office/drawing/2016/5/10/chartex" xmlns:cx5="http://schemas.microsoft.com/office/drawing/2016/5/11/chartex" xmlns:cx6="http://schemas.microsoft.com/office/drawing/2016/5/12/chartex" xmlns:cx7="http://schemas.microsoft.com/office/drawing/2016/5/13/chartex" xmlns:cx8="http://schemas.microsoft.com/office/drawing/2016/5/14/chartex" xmlns:mc="http://schemas.openxmlformats.org/markup-compatibility/2006" xmlns:aink="http://schemas.microsoft.com/office/drawing/2016/ink" xmlns:am3d="http://schemas.microsoft.com/office/drawing/2017/model3d" xmlns:o="urn:schemas-microsoft-com:office:office" xmlns:oel="http://schemas.microsoft.com/office/2019/extlst" xmlns:r="http://schemas.openxmlformats.org/officeDocument/2006/relationships" xmlns:m="http://schemas.openxmlformats.org/officeDocument/2006/math" xmlns:v="urn:schemas-microsoft-com:vml" xmlns:wp14="http://schemas.microsoft.com/office/word/2010/wordprocessingDrawing" xmlns:wp="http://schemas.openxmlformats.org/drawingml/2006/wordprocessingDrawing" xmlns:w10="urn:schemas-microsoft-com:office:word" xmlns:w="http://schemas.openxmlformats.org/wordprocessingml/2006/main" xmlns:w14="http://schemas.microsoft.com/office/word/2010/wordml" xmlns:w15="http://schemas.microsoft.com/office/word/2012/wordml" xmlns:w16cex="http://schemas.microsoft.com/office/word/2018/wordml/cex" xmlns:w16cid="http://schemas.microsoft.com/office/word/2016/wordml/cid" xmlns:w16="http://schemas.microsoft.com/office/word/2018/wordml" xmlns:w16sdtdh="http://schemas.microsoft.com/office/word/2020/wordml/sdtdatahash" xmlns:w16se="http://schemas.microsoft.com/office/word/2015/wordml/symex" xmlns:wpg="http://schemas.microsoft.com/office/word/2010/wordprocessingGroup" xmlns:wpi="http://schemas.microsoft.com/office/word/2010/wordprocessingInk" xmlns:wne="http://schemas.microsoft.com/office/word/2006/wordml" xmlns:wps="http://schemas.microsoft.com/office/word/2010/wordprocessingShape" mc:Ignorable="w14 w15 w16se w16cid w16 w16cex w16sdtdh wp14">
+<w:hdr xmlns:wpc="http://schemas.microsoft.com/office/word/2010/wordprocessingCanvas" xmlns:cx="http://schemas.microsoft.com/office/drawing/2014/chartex" xmlns:cx1="http://schemas.microsoft.com/office/drawing/2015/9/8/chartex" xmlns:cx2="http://schemas.microsoft.com/office/drawing/2015/10/21/chartex" xmlns:cx3="http://schemas.microsoft.com/office/drawing/2016/5/9/chartex" xmlns:cx4="http://schemas.microsoft.com/office/drawing/2016/5/10/chartex" xmlns:cx5="http://schemas.microsoft.com/office/drawing/2016/5/11/chartex" xmlns:cx6="http://schemas.microsoft.com/office/drawing/2016/5/12/chartex" xmlns:cx7="http://schemas.microsoft.com/office/drawing/2016/5/13/chartex" xmlns:cx8="http://schemas.microsoft.com/office/drawing/2016/5/14/chartex" xmlns:mc="http://schemas.openxmlformats.org/markup-compatibility/2006" xmlns:aink="http://schemas.microsoft.com/office/drawing/2016/ink" xmlns:am3d="http://schemas.microsoft.com/office/drawing/2017/model3d" xmlns:o="urn:schemas-microsoft-com:office:office" xmlns:oel="http://schemas.microsoft.com/office/2019/extlst" xmlns:r="http://schemas.openxmlformats.org/officeDocument/2006/relationships" xmlns:m="http://schemas.openxmlformats.org/officeDocument/2006/math" xmlns:v="urn:schemas-microsoft-com:vml" xmlns:wp14="http://schemas.microsoft.com/office/word/2010/wordprocessingDrawing" xmlns:wp="http://schemas.openxmlformats.org/drawingml/2006/wordprocessingDrawing" xmlns:w10="urn:schemas-microsoft-com:office:word" xmlns:w="http://schemas.openxmlformats.org/wordprocessingml/2006/main" xmlns:w14="http://schemas.microsoft.com/office/word/2010/wordml" xmlns:w15="http://schemas.microsoft.com/office/word/2012/wordml" xmlns:w16cex="http://schemas.microsoft.com/office/word/2018/wordml/cex" xmlns:w16cid="http://schemas.microsoft.com/office/word/2016/wordml/cid" xmlns:w16="http://schemas.microsoft.com/office/word/2018/wordml" xmlns:w16du="http://schemas.microsoft.com/office/word/2023/wordml/word16du" xmlns:w16sdtdh="http://schemas.microsoft.com/office/word/2020/wordml/sdtdatahash" xmlns:w16sdtfl="http://schemas.microsoft.com/office/word/2024/wordml/sdtformatlock" xmlns:w16se="http://schemas.microsoft.com/office/word/2015/wordml/symex" xmlns:wpg="http://schemas.microsoft.com/office/word/2010/wordprocessingGroup" xmlns:wpi="http://schemas.microsoft.com/office/word/2010/wordprocessingInk" xmlns:wne="http://schemas.microsoft.com/office/word/2006/wordml" xmlns:wps="http://schemas.microsoft.com/office/word/2010/wordprocessingShape" mc:Ignorable="w14 w15 w16se w16cid w16 w16cex w16sdtdh w16sdtfl w16du wp14">
   <w:p>
     <w:pPr>
       <w:pStyle w:val="Header"/>
@@ -5343,7 +5643,7 @@
 </file>
 
 <file path=word/header3.xml><?xml version="1.0" encoding="utf-8"?>
-<w:hdr xmlns:wpc="http://schemas.microsoft.com/office/word/2010/wordprocessingCanvas" xmlns:cx="http://schemas.microsoft.com/office/drawing/2014/chartex" xmlns:cx1="http://schemas.microsoft.com/office/drawing/2015/9/8/chartex" xmlns:cx2="http://schemas.microsoft.com/office/drawing/2015/10/21/chartex" xmlns:cx3="http://schemas.microsoft.com/office/drawing/2016/5/9/chartex" xmlns:cx4="http://schemas.microsoft.com/office/drawing/2016/5/10/chartex" xmlns:cx5="http://schemas.microsoft.com/office/drawing/2016/5/11/chartex" xmlns:cx6="http://schemas.microsoft.com/office/drawing/2016/5/12/chartex" xmlns:cx7="http://schemas.microsoft.com/office/drawing/2016/5/13/chartex" xmlns:cx8="http://schemas.microsoft.com/office/drawing/2016/5/14/chartex" xmlns:mc="http://schemas.openxmlformats.org/markup-compatibility/2006" xmlns:aink="http://schemas.microsoft.com/office/drawing/2016/ink" xmlns:am3d="http://schemas.microsoft.com/office/drawing/2017/model3d" xmlns:o="urn:schemas-microsoft-com:office:office" xmlns:oel="http://schemas.microsoft.com/office/2019/extlst" xmlns:r="http://schemas.openxmlformats.org/officeDocument/2006/relationships" xmlns:m="http://schemas.openxmlformats.org/officeDocument/2006/math" xmlns:v="urn:schemas-microsoft-com:vml" xmlns:wp14="http://schemas.microsoft.com/office/word/2010/wordprocessingDrawing" xmlns:wp="http://schemas.openxmlformats.org/drawingml/2006/wordprocessingDrawing" xmlns:w10="urn:schemas-microsoft-com:office:word" xmlns:w="http://schemas.openxmlformats.org/wordprocessingml/2006/main" xmlns:w14="http://schemas.microsoft.com/office/word/2010/wordml" xmlns:w15="http://schemas.microsoft.com/office/word/2012/wordml" xmlns:w16cex="http://schemas.microsoft.com/office/word/2018/wordml/cex" xmlns:w16cid="http://schemas.microsoft.com/office/word/2016/wordml/cid" xmlns:w16="http://schemas.microsoft.com/office/word/2018/wordml" xmlns:w16sdtdh="http://schemas.microsoft.com/office/word/2020/wordml/sdtdatahash" xmlns:w16se="http://schemas.microsoft.com/office/word/2015/wordml/symex" xmlns:wpg="http://schemas.microsoft.com/office/word/2010/wordprocessingGroup" xmlns:wpi="http://schemas.microsoft.com/office/word/2010/wordprocessingInk" xmlns:wne="http://schemas.microsoft.com/office/word/2006/wordml" xmlns:wps="http://schemas.microsoft.com/office/word/2010/wordprocessingShape" mc:Ignorable="w14 w15 w16se w16cid w16 w16cex w16sdtdh wp14">
+<w:hdr xmlns:wpc="http://schemas.microsoft.com/office/word/2010/wordprocessingCanvas" xmlns:cx="http://schemas.microsoft.com/office/drawing/2014/chartex" xmlns:cx1="http://schemas.microsoft.com/office/drawing/2015/9/8/chartex" xmlns:cx2="http://schemas.microsoft.com/office/drawing/2015/10/21/chartex" xmlns:cx3="http://schemas.microsoft.com/office/drawing/2016/5/9/chartex" xmlns:cx4="http://schemas.microsoft.com/office/drawing/2016/5/10/chartex" xmlns:cx5="http://schemas.microsoft.com/office/drawing/2016/5/11/chartex" xmlns:cx6="http://schemas.microsoft.com/office/drawing/2016/5/12/chartex" xmlns:cx7="http://schemas.microsoft.com/office/drawing/2016/5/13/chartex" xmlns:cx8="http://schemas.microsoft.com/office/drawing/2016/5/14/chartex" xmlns:mc="http://schemas.openxmlformats.org/markup-compatibility/2006" xmlns:aink="http://schemas.microsoft.com/office/drawing/2016/ink" xmlns:am3d="http://schemas.microsoft.com/office/drawing/2017/model3d" xmlns:o="urn:schemas-microsoft-com:office:office" xmlns:oel="http://schemas.microsoft.com/office/2019/extlst" xmlns:r="http://schemas.openxmlformats.org/officeDocument/2006/relationships" xmlns:m="http://schemas.openxmlformats.org/officeDocument/2006/math" xmlns:v="urn:schemas-microsoft-com:vml" xmlns:wp14="http://schemas.microsoft.com/office/word/2010/wordprocessingDrawing" xmlns:wp="http://schemas.openxmlformats.org/drawingml/2006/wordprocessingDrawing" xmlns:w10="urn:schemas-microsoft-com:office:word" xmlns:w="http://schemas.openxmlformats.org/wordprocessingml/2006/main" xmlns:w14="http://schemas.microsoft.com/office/word/2010/wordml" xmlns:w15="http://schemas.microsoft.com/office/word/2012/wordml" xmlns:w16cex="http://schemas.microsoft.com/office/word/2018/wordml/cex" xmlns:w16cid="http://schemas.microsoft.com/office/word/2016/wordml/cid" xmlns:w16="http://schemas.microsoft.com/office/word/2018/wordml" xmlns:w16du="http://schemas.microsoft.com/office/word/2023/wordml/word16du" xmlns:w16sdtdh="http://schemas.microsoft.com/office/word/2020/wordml/sdtdatahash" xmlns:w16sdtfl="http://schemas.microsoft.com/office/word/2024/wordml/sdtformatlock" xmlns:w16se="http://schemas.microsoft.com/office/word/2015/wordml/symex" xmlns:wpg="http://schemas.microsoft.com/office/word/2010/wordprocessingGroup" xmlns:wpi="http://schemas.microsoft.com/office/word/2010/wordprocessingInk" xmlns:wne="http://schemas.microsoft.com/office/word/2006/wordml" xmlns:wps="http://schemas.microsoft.com/office/word/2010/wordprocessingShape" mc:Ignorable="w14 w15 w16se w16cid w16 w16cex w16sdtdh w16sdtfl w16du wp14">
   <w:p>
     <w:pPr>
       <w:pStyle w:val="Logo-Org"/>
@@ -5580,7 +5880,7 @@
 </file>
 
 <file path=word/numbering.xml><?xml version="1.0" encoding="utf-8"?>
-<w:numbering xmlns:wpc="http://schemas.microsoft.com/office/word/2010/wordprocessingCanvas" xmlns:cx="http://schemas.microsoft.com/office/drawing/2014/chartex" xmlns:cx1="http://schemas.microsoft.com/office/drawing/2015/9/8/chartex" xmlns:cx2="http://schemas.microsoft.com/office/drawing/2015/10/21/chartex" xmlns:cx3="http://schemas.microsoft.com/office/drawing/2016/5/9/chartex" xmlns:cx4="http://schemas.microsoft.com/office/drawing/2016/5/10/chartex" xmlns:cx5="http://schemas.microsoft.com/office/drawing/2016/5/11/chartex" xmlns:cx6="http://schemas.microsoft.com/office/drawing/2016/5/12/chartex" xmlns:cx7="http://schemas.microsoft.com/office/drawing/2016/5/13/chartex" xmlns:cx8="http://schemas.microsoft.com/office/drawing/2016/5/14/chartex" xmlns:mc="http://schemas.openxmlformats.org/markup-compatibility/2006" xmlns:aink="http://schemas.microsoft.com/office/drawing/2016/ink" xmlns:am3d="http://schemas.microsoft.com/office/drawing/2017/model3d" xmlns:o="urn:schemas-microsoft-com:office:office" xmlns:oel="http://schemas.microsoft.com/office/2019/extlst" xmlns:r="http://schemas.openxmlformats.org/officeDocument/2006/relationships" xmlns:m="http://schemas.openxmlformats.org/officeDocument/2006/math" xmlns:v="urn:schemas-microsoft-com:vml" xmlns:wp14="http://schemas.microsoft.com/office/word/2010/wordprocessingDrawing" xmlns:wp="http://schemas.openxmlformats.org/drawingml/2006/wordprocessingDrawing" xmlns:w10="urn:schemas-microsoft-com:office:word" xmlns:w="http://schemas.openxmlformats.org/wordprocessingml/2006/main" xmlns:w14="http://schemas.microsoft.com/office/word/2010/wordml" xmlns:w15="http://schemas.microsoft.com/office/word/2012/wordml" xmlns:w16cex="http://schemas.microsoft.com/office/word/2018/wordml/cex" xmlns:w16cid="http://schemas.microsoft.com/office/word/2016/wordml/cid" xmlns:w16="http://schemas.microsoft.com/office/word/2018/wordml" xmlns:w16sdtdh="http://schemas.microsoft.com/office/word/2020/wordml/sdtdatahash" xmlns:w16se="http://schemas.microsoft.com/office/word/2015/wordml/symex" xmlns:wpg="http://schemas.microsoft.com/office/word/2010/wordprocessingGroup" xmlns:wpi="http://schemas.microsoft.com/office/word/2010/wordprocessingInk" xmlns:wne="http://schemas.microsoft.com/office/word/2006/wordml" xmlns:wps="http://schemas.microsoft.com/office/word/2010/wordprocessingShape" mc:Ignorable="w14 w15 w16se w16cid w16 w16cex w16sdtdh wp14">
+<w:numbering xmlns:wpc="http://schemas.microsoft.com/office/word/2010/wordprocessingCanvas" xmlns:cx="http://schemas.microsoft.com/office/drawing/2014/chartex" xmlns:cx1="http://schemas.microsoft.com/office/drawing/2015/9/8/chartex" xmlns:cx2="http://schemas.microsoft.com/office/drawing/2015/10/21/chartex" xmlns:cx3="http://schemas.microsoft.com/office/drawing/2016/5/9/chartex" xmlns:cx4="http://schemas.microsoft.com/office/drawing/2016/5/10/chartex" xmlns:cx5="http://schemas.microsoft.com/office/drawing/2016/5/11/chartex" xmlns:cx6="http://schemas.microsoft.com/office/drawing/2016/5/12/chartex" xmlns:cx7="http://schemas.microsoft.com/office/drawing/2016/5/13/chartex" xmlns:cx8="http://schemas.microsoft.com/office/drawing/2016/5/14/chartex" xmlns:mc="http://schemas.openxmlformats.org/markup-compatibility/2006" xmlns:aink="http://schemas.microsoft.com/office/drawing/2016/ink" xmlns:am3d="http://schemas.microsoft.com/office/drawing/2017/model3d" xmlns:o="urn:schemas-microsoft-com:office:office" xmlns:oel="http://schemas.microsoft.com/office/2019/extlst" xmlns:r="http://schemas.openxmlformats.org/officeDocument/2006/relationships" xmlns:m="http://schemas.openxmlformats.org/officeDocument/2006/math" xmlns:v="urn:schemas-microsoft-com:vml" xmlns:wp14="http://schemas.microsoft.com/office/word/2010/wordprocessingDrawing" xmlns:wp="http://schemas.openxmlformats.org/drawingml/2006/wordprocessingDrawing" xmlns:w10="urn:schemas-microsoft-com:office:word" xmlns:w="http://schemas.openxmlformats.org/wordprocessingml/2006/main" xmlns:w14="http://schemas.microsoft.com/office/word/2010/wordml" xmlns:w15="http://schemas.microsoft.com/office/word/2012/wordml" xmlns:w16cex="http://schemas.microsoft.com/office/word/2018/wordml/cex" xmlns:w16cid="http://schemas.microsoft.com/office/word/2016/wordml/cid" xmlns:w16="http://schemas.microsoft.com/office/word/2018/wordml" xmlns:w16du="http://schemas.microsoft.com/office/word/2023/wordml/word16du" xmlns:w16sdtdh="http://schemas.microsoft.com/office/word/2020/wordml/sdtdatahash" xmlns:w16sdtfl="http://schemas.microsoft.com/office/word/2024/wordml/sdtformatlock" xmlns:w16se="http://schemas.microsoft.com/office/word/2015/wordml/symex" xmlns:wpg="http://schemas.microsoft.com/office/word/2010/wordprocessingGroup" xmlns:wpi="http://schemas.microsoft.com/office/word/2010/wordprocessingInk" xmlns:wne="http://schemas.microsoft.com/office/word/2006/wordml" xmlns:wps="http://schemas.microsoft.com/office/word/2010/wordprocessingShape" mc:Ignorable="w14 w15 w16se w16cid w16 w16cex w16sdtdh w16sdtfl w16du wp14">
   <w:abstractNum w:abstractNumId="0" w15:restartNumberingAfterBreak="0">
     <w:nsid w:val="FFFFFF7F"/>
     <w:multiLevelType w:val="singleLevel"/>
@@ -5883,6 +6183,119 @@
     </w:lvl>
   </w:abstractNum>
   <w:abstractNum w:abstractNumId="6" w15:restartNumberingAfterBreak="0">
+    <w:nsid w:val="376A16DB"/>
+    <w:multiLevelType w:val="hybridMultilevel"/>
+    <w:tmpl w:val="1B7247A6"/>
+    <w:lvl w:ilvl="0" w:tplc="14090001">
+      <w:start w:val="1"/>
+      <w:numFmt w:val="bullet"/>
+      <w:lvlText w:val=""/>
+      <w:lvlJc w:val="left"/>
+      <w:pPr>
+        <w:ind w:left="720" w:hanging="360"/>
+      </w:pPr>
+      <w:rPr>
+        <w:rFonts w:ascii="Symbol" w:hAnsi="Symbol" w:hint="default"/>
+      </w:rPr>
+    </w:lvl>
+    <w:lvl w:ilvl="1" w:tplc="14090003" w:tentative="1">
+      <w:start w:val="1"/>
+      <w:numFmt w:val="bullet"/>
+      <w:lvlText w:val="o"/>
+      <w:lvlJc w:val="left"/>
+      <w:pPr>
+        <w:ind w:left="1440" w:hanging="360"/>
+      </w:pPr>
+      <w:rPr>
+        <w:rFonts w:ascii="Courier New" w:hAnsi="Courier New" w:cs="Courier New" w:hint="default"/>
+      </w:rPr>
+    </w:lvl>
+    <w:lvl w:ilvl="2" w:tplc="14090005" w:tentative="1">
+      <w:start w:val="1"/>
+      <w:numFmt w:val="bullet"/>
+      <w:lvlText w:val=""/>
+      <w:lvlJc w:val="left"/>
+      <w:pPr>
+        <w:ind w:left="2160" w:hanging="360"/>
+      </w:pPr>
+      <w:rPr>
+        <w:rFonts w:ascii="Wingdings" w:hAnsi="Wingdings" w:hint="default"/>
+      </w:rPr>
+    </w:lvl>
+    <w:lvl w:ilvl="3" w:tplc="14090001" w:tentative="1">
+      <w:start w:val="1"/>
+      <w:numFmt w:val="bullet"/>
+      <w:lvlText w:val=""/>
+      <w:lvlJc w:val="left"/>
+      <w:pPr>
+        <w:ind w:left="2880" w:hanging="360"/>
+      </w:pPr>
+      <w:rPr>
+        <w:rFonts w:ascii="Symbol" w:hAnsi="Symbol" w:hint="default"/>
+      </w:rPr>
+    </w:lvl>
+    <w:lvl w:ilvl="4" w:tplc="14090003" w:tentative="1">
+      <w:start w:val="1"/>
+      <w:numFmt w:val="bullet"/>
+      <w:lvlText w:val="o"/>
+      <w:lvlJc w:val="left"/>
+      <w:pPr>
+        <w:ind w:left="3600" w:hanging="360"/>
+      </w:pPr>
+      <w:rPr>
+        <w:rFonts w:ascii="Courier New" w:hAnsi="Courier New" w:cs="Courier New" w:hint="default"/>
+      </w:rPr>
+    </w:lvl>
+    <w:lvl w:ilvl="5" w:tplc="14090005" w:tentative="1">
+      <w:start w:val="1"/>
+      <w:numFmt w:val="bullet"/>
+      <w:lvlText w:val=""/>
+      <w:lvlJc w:val="left"/>
+      <w:pPr>
+        <w:ind w:left="4320" w:hanging="360"/>
+      </w:pPr>
+      <w:rPr>
+        <w:rFonts w:ascii="Wingdings" w:hAnsi="Wingdings" w:hint="default"/>
+      </w:rPr>
+    </w:lvl>
+    <w:lvl w:ilvl="6" w:tplc="14090001" w:tentative="1">
+      <w:start w:val="1"/>
+      <w:numFmt w:val="bullet"/>
+      <w:lvlText w:val=""/>
+      <w:lvlJc w:val="left"/>
+      <w:pPr>
+        <w:ind w:left="5040" w:hanging="360"/>
+      </w:pPr>
+      <w:rPr>
+        <w:rFonts w:ascii="Symbol" w:hAnsi="Symbol" w:hint="default"/>
+      </w:rPr>
+    </w:lvl>
+    <w:lvl w:ilvl="7" w:tplc="14090003" w:tentative="1">
+      <w:start w:val="1"/>
+      <w:numFmt w:val="bullet"/>
+      <w:lvlText w:val="o"/>
+      <w:lvlJc w:val="left"/>
+      <w:pPr>
+        <w:ind w:left="5760" w:hanging="360"/>
+      </w:pPr>
+      <w:rPr>
+        <w:rFonts w:ascii="Courier New" w:hAnsi="Courier New" w:cs="Courier New" w:hint="default"/>
+      </w:rPr>
+    </w:lvl>
+    <w:lvl w:ilvl="8" w:tplc="14090005" w:tentative="1">
+      <w:start w:val="1"/>
+      <w:numFmt w:val="bullet"/>
+      <w:lvlText w:val=""/>
+      <w:lvlJc w:val="left"/>
+      <w:pPr>
+        <w:ind w:left="6480" w:hanging="360"/>
+      </w:pPr>
+      <w:rPr>
+        <w:rFonts w:ascii="Wingdings" w:hAnsi="Wingdings" w:hint="default"/>
+      </w:rPr>
+    </w:lvl>
+  </w:abstractNum>
+  <w:abstractNum w:abstractNumId="7" w15:restartNumberingAfterBreak="0">
     <w:nsid w:val="49B607BC"/>
     <w:multiLevelType w:val="multilevel"/>
     <w:tmpl w:val="64F0A44A"/>
@@ -5997,7 +6410,7 @@
       </w:rPr>
     </w:lvl>
   </w:abstractNum>
-  <w:abstractNum w:abstractNumId="7" w15:restartNumberingAfterBreak="0">
+  <w:abstractNum w:abstractNumId="8" w15:restartNumberingAfterBreak="0">
     <w:nsid w:val="52D20024"/>
     <w:multiLevelType w:val="hybridMultilevel"/>
     <w:tmpl w:val="73D8C73E"/>
@@ -6109,7 +6522,7 @@
       </w:rPr>
     </w:lvl>
   </w:abstractNum>
-  <w:abstractNum w:abstractNumId="8" w15:restartNumberingAfterBreak="0">
+  <w:abstractNum w:abstractNumId="9" w15:restartNumberingAfterBreak="0">
     <w:nsid w:val="5AB10669"/>
     <w:multiLevelType w:val="hybridMultilevel"/>
     <w:tmpl w:val="ED9406FE"/>
@@ -6221,7 +6634,7 @@
       </w:rPr>
     </w:lvl>
   </w:abstractNum>
-  <w:abstractNum w:abstractNumId="9" w15:restartNumberingAfterBreak="0">
+  <w:abstractNum w:abstractNumId="10" w15:restartNumberingAfterBreak="0">
     <w:nsid w:val="7FBC23B4"/>
     <w:multiLevelType w:val="hybridMultilevel"/>
     <w:tmpl w:val="05F02C28"/>
@@ -6310,7 +6723,7 @@
     </w:lvl>
   </w:abstractNum>
   <w:num w:numId="1" w16cid:durableId="904989900">
-    <w:abstractNumId w:val="6"/>
+    <w:abstractNumId w:val="7"/>
   </w:num>
   <w:num w:numId="2" w16cid:durableId="249000370">
     <w:abstractNumId w:val="3"/>
@@ -6319,7 +6732,7 @@
     <w:abstractNumId w:val="1"/>
   </w:num>
   <w:num w:numId="4" w16cid:durableId="1545603358">
-    <w:abstractNumId w:val="6"/>
+    <w:abstractNumId w:val="7"/>
     <w:lvlOverride w:ilvl="0">
       <w:startOverride w:val="1"/>
     </w:lvlOverride>
@@ -6355,7 +6768,7 @@
     <w:abstractNumId w:val="0"/>
   </w:num>
   <w:num w:numId="7" w16cid:durableId="157700034">
-    <w:abstractNumId w:val="9"/>
+    <w:abstractNumId w:val="10"/>
   </w:num>
   <w:num w:numId="8" w16cid:durableId="1687560567">
     <w:abstractNumId w:val="4"/>
@@ -6566,16 +6979,19 @@
     <w:abstractNumId w:val="5"/>
   </w:num>
   <w:num w:numId="35" w16cid:durableId="2024936824">
+    <w:abstractNumId w:val="9"/>
+  </w:num>
+  <w:num w:numId="36" w16cid:durableId="2104497741">
     <w:abstractNumId w:val="8"/>
   </w:num>
-  <w:num w:numId="36" w16cid:durableId="2104497741">
-    <w:abstractNumId w:val="7"/>
+  <w:num w:numId="37" w16cid:durableId="1341657320">
+    <w:abstractNumId w:val="6"/>
   </w:num>
 </w:numbering>
 </file>
 
 <file path=word/styles.xml><?xml version="1.0" encoding="utf-8"?>
-<w:styles xmlns:mc="http://schemas.openxmlformats.org/markup-compatibility/2006" xmlns:r="http://schemas.openxmlformats.org/officeDocument/2006/relationships" xmlns:w="http://schemas.openxmlformats.org/wordprocessingml/2006/main" xmlns:w14="http://schemas.microsoft.com/office/word/2010/wordml" xmlns:w15="http://schemas.microsoft.com/office/word/2012/wordml" xmlns:w16cex="http://schemas.microsoft.com/office/word/2018/wordml/cex" xmlns:w16cid="http://schemas.microsoft.com/office/word/2016/wordml/cid" xmlns:w16="http://schemas.microsoft.com/office/word/2018/wordml" xmlns:w16sdtdh="http://schemas.microsoft.com/office/word/2020/wordml/sdtdatahash" xmlns:w16se="http://schemas.microsoft.com/office/word/2015/wordml/symex" mc:Ignorable="w14 w15 w16se w16cid w16 w16cex w16sdtdh">
+<w:styles xmlns:mc="http://schemas.openxmlformats.org/markup-compatibility/2006" xmlns:r="http://schemas.openxmlformats.org/officeDocument/2006/relationships" xmlns:w="http://schemas.openxmlformats.org/wordprocessingml/2006/main" xmlns:w14="http://schemas.microsoft.com/office/word/2010/wordml" xmlns:w15="http://schemas.microsoft.com/office/word/2012/wordml" xmlns:w16cex="http://schemas.microsoft.com/office/word/2018/wordml/cex" xmlns:w16cid="http://schemas.microsoft.com/office/word/2016/wordml/cid" xmlns:w16="http://schemas.microsoft.com/office/word/2018/wordml" xmlns:w16du="http://schemas.microsoft.com/office/word/2023/wordml/word16du" xmlns:w16sdtdh="http://schemas.microsoft.com/office/word/2020/wordml/sdtdatahash" xmlns:w16sdtfl="http://schemas.microsoft.com/office/word/2024/wordml/sdtformatlock" xmlns:w16se="http://schemas.microsoft.com/office/word/2015/wordml/symex" mc:Ignorable="w14 w15 w16se w16cid w16 w16cex w16sdtdh w16sdtfl w16du">
   <w:docDefaults>
     <w:rPrDefault>
       <w:rPr>
@@ -7158,7 +7574,6 @@
   <w:style w:type="character" w:default="1" w:styleId="DefaultParagraphFont">
     <w:name w:val="Default Paragraph Font"/>
     <w:uiPriority w:val="1"/>
-    <w:semiHidden/>
     <w:unhideWhenUsed/>
   </w:style>
   <w:style w:type="table" w:default="1" w:styleId="TableNormal">
@@ -8490,7 +8905,24 @@
 </file>
 
 <file path=customXml/item1.xml><?xml version="1.0" encoding="utf-8"?>
-<b:Sources xmlns:b="http://schemas.openxmlformats.org/officeDocument/2006/bibliography" xmlns="http://schemas.openxmlformats.org/officeDocument/2006/bibliography" SelectedStyle="\APASixthEditionOfficeOnline.xsl" StyleName="APA" Version="6"/>
+<p:properties xmlns:p="http://schemas.microsoft.com/office/2006/metadata/properties" xmlns:xsi="http://www.w3.org/2001/XMLSchema-instance" xmlns:pc="http://schemas.microsoft.com/office/infopath/2007/PartnerControls">
+  <documentManagement>
+    <_ip_UnifiedCompliancePolicyProperties xmlns="http://schemas.microsoft.com/sharepoint/v3" xsi:nil="true"/>
+    <_ip_UnifiedCompliancePolicyUIAction xmlns="http://schemas.microsoft.com/sharepoint/v3" xsi:nil="true"/>
+    <lcf76f155ced4ddcb4097134ff3c332f xmlns="139127ee-9518-45d9-9514-77dc8f273ced">
+      <Terms xmlns="http://schemas.microsoft.com/office/infopath/2007/PartnerControls"/>
+    </lcf76f155ced4ddcb4097134ff3c332f>
+    <_x0020_ xmlns="139127ee-9518-45d9-9514-77dc8f273ced" xsi:nil="true"/>
+    <DateandTime xmlns="139127ee-9518-45d9-9514-77dc8f273ced" xsi:nil="true"/>
+    <Comment xmlns="139127ee-9518-45d9-9514-77dc8f273ced" xsi:nil="true"/>
+    <TaxCatchAll xmlns="d267a1a7-8edd-4111-a118-4a206d87cecc" xsi:nil="true"/>
+    <_dlc_DocId xmlns="e1b0dd96-a81d-477c-8ece-ee9c4f66c737">MOED-597021718-2941</_dlc_DocId>
+    <_dlc_DocIdUrl xmlns="e1b0dd96-a81d-477c-8ece-ee9c4f66c737">
+      <Url>https://educationgovtnz.sharepoint.com/sites/GRPMoEICTTPHMStrengtheningCyberSecurityandDigitalServicesinK/_layouts/15/DocIdRedir.aspx?ID=MOED-597021718-2941</Url>
+      <Description>MOED-597021718-2941</Description>
+    </_dlc_DocIdUrl>
+  </documentManagement>
+</p:properties>
 </file>
 
 <file path=customXml/item2.xml><?xml version="1.0" encoding="utf-8"?>
@@ -8544,36 +8976,10 @@
 </file>
 
 <file path=customXml/item3.xml><?xml version="1.0" encoding="utf-8"?>
-<p:properties xmlns:p="http://schemas.microsoft.com/office/2006/metadata/properties" xmlns:xsi="http://www.w3.org/2001/XMLSchema-instance" xmlns:pc="http://schemas.microsoft.com/office/infopath/2007/PartnerControls">
-  <documentManagement>
-    <_ip_UnifiedCompliancePolicyProperties xmlns="http://schemas.microsoft.com/sharepoint/v3" xsi:nil="true"/>
-    <_ip_UnifiedCompliancePolicyUIAction xmlns="http://schemas.microsoft.com/sharepoint/v3" xsi:nil="true"/>
-    <lcf76f155ced4ddcb4097134ff3c332f xmlns="139127ee-9518-45d9-9514-77dc8f273ced">
-      <Terms xmlns="http://schemas.microsoft.com/office/infopath/2007/PartnerControls"/>
-    </lcf76f155ced4ddcb4097134ff3c332f>
-    <_x0020_ xmlns="139127ee-9518-45d9-9514-77dc8f273ced" xsi:nil="true"/>
-    <DateandTime xmlns="139127ee-9518-45d9-9514-77dc8f273ced" xsi:nil="true"/>
-    <Comment xmlns="139127ee-9518-45d9-9514-77dc8f273ced" xsi:nil="true"/>
-    <TaxCatchAll xmlns="d267a1a7-8edd-4111-a118-4a206d87cecc" xsi:nil="true"/>
-    <_dlc_DocId xmlns="e1b0dd96-a81d-477c-8ece-ee9c4f66c737">MOED-597021718-2941</_dlc_DocId>
-    <_dlc_DocIdUrl xmlns="e1b0dd96-a81d-477c-8ece-ee9c4f66c737">
-      <Url>https://educationgovtnz.sharepoint.com/sites/GRPMoEICTTPHMStrengtheningCyberSecurityandDigitalServicesinK/_layouts/15/DocIdRedir.aspx?ID=MOED-597021718-2941</Url>
-      <Description>MOED-597021718-2941</Description>
-    </_dlc_DocIdUrl>
-  </documentManagement>
-</p:properties>
+<b:Sources xmlns:b="http://schemas.openxmlformats.org/officeDocument/2006/bibliography" xmlns="http://schemas.openxmlformats.org/officeDocument/2006/bibliography" SelectedStyle="\APASixthEditionOfficeOnline.xsl" StyleName="APA" Version="6"/>
 </file>
 
 <file path=customXml/item4.xml><?xml version="1.0" encoding="utf-8"?>
-<?mso-contentType ?>
-<FormTemplates xmlns="http://schemas.microsoft.com/sharepoint/v3/contenttype/forms">
-  <Display>DocumentLibraryForm</Display>
-  <Edit>DocumentLibraryForm</Edit>
-  <New>DocumentLibraryForm</New>
-</FormTemplates>
-</file>
-
-<file path=customXml/item5.xml><?xml version="1.0" encoding="utf-8"?>
 <ct:contentTypeSchema xmlns:ct="http://schemas.microsoft.com/office/2006/metadata/contentType" xmlns:ma="http://schemas.microsoft.com/office/2006/metadata/properties/metaAttributes" ct:_="" ma:_="" ma:contentTypeName="Document" ma:contentTypeID="0x010100B480C2AAFAD0314B93110FBA94AF803E" ma:contentTypeVersion="19" ma:contentTypeDescription="Create a new document." ma:contentTypeScope="" ma:versionID="74a3b9bfef33761f57034edf28b9506d">
   <xsd:schema xmlns:xsd="http://www.w3.org/2001/XMLSchema" xmlns:xs="http://www.w3.org/2001/XMLSchema" xmlns:p="http://schemas.microsoft.com/office/2006/metadata/properties" xmlns:ns1="http://schemas.microsoft.com/sharepoint/v3" xmlns:ns2="139127ee-9518-45d9-9514-77dc8f273ced" xmlns:ns3="e1b0dd96-a81d-477c-8ece-ee9c4f66c737" xmlns:ns4="d267a1a7-8edd-4111-a118-4a206d87cecc" targetNamespace="http://schemas.microsoft.com/office/2006/metadata/properties" ma:root="true" ma:fieldsID="ffc9e1ae2e65d33f32ce329a3d87134b" ns1:_="" ns2:_="" ns3:_="" ns4:_="">
     <xsd:import namespace="http://schemas.microsoft.com/sharepoint/v3"/>
@@ -8871,10 +9277,24 @@
 </ct:contentTypeSchema>
 </file>
 
+<file path=customXml/item5.xml><?xml version="1.0" encoding="utf-8"?>
+<?mso-contentType ?>
+<FormTemplates xmlns="http://schemas.microsoft.com/sharepoint/v3/contenttype/forms">
+  <Display>DocumentLibraryForm</Display>
+  <Edit>DocumentLibraryForm</Edit>
+  <New>DocumentLibraryForm</New>
+</FormTemplates>
+</file>
+
 <file path=customXml/itemProps1.xml><?xml version="1.0" encoding="utf-8"?>
-<ds:datastoreItem xmlns:ds="http://schemas.openxmlformats.org/officeDocument/2006/customXml" ds:itemID="{B5E2C1A7-32A2-494A-B871-83CBA7258EA8}">
+<ds:datastoreItem xmlns:ds="http://schemas.openxmlformats.org/officeDocument/2006/customXml" ds:itemID="{6702286D-F273-4089-9CAA-235928BAA15D}">
   <ds:schemaRefs>
-    <ds:schemaRef ds:uri="http://schemas.openxmlformats.org/officeDocument/2006/bibliography"/>
+    <ds:schemaRef ds:uri="http://schemas.microsoft.com/office/2006/metadata/properties"/>
+    <ds:schemaRef ds:uri="http://schemas.microsoft.com/office/infopath/2007/PartnerControls"/>
+    <ds:schemaRef ds:uri="http://schemas.microsoft.com/sharepoint/v3"/>
+    <ds:schemaRef ds:uri="139127ee-9518-45d9-9514-77dc8f273ced"/>
+    <ds:schemaRef ds:uri="d267a1a7-8edd-4111-a118-4a206d87cecc"/>
+    <ds:schemaRef ds:uri="e1b0dd96-a81d-477c-8ece-ee9c4f66c737"/>
   </ds:schemaRefs>
 </ds:datastoreItem>
 </file>
@@ -8888,27 +9308,14 @@
 </file>
 
 <file path=customXml/itemProps3.xml><?xml version="1.0" encoding="utf-8"?>
-<ds:datastoreItem xmlns:ds="http://schemas.openxmlformats.org/officeDocument/2006/customXml" ds:itemID="{6702286D-F273-4089-9CAA-235928BAA15D}">
+<ds:datastoreItem xmlns:ds="http://schemas.openxmlformats.org/officeDocument/2006/customXml" ds:itemID="{B5E2C1A7-32A2-494A-B871-83CBA7258EA8}">
   <ds:schemaRefs>
-    <ds:schemaRef ds:uri="http://schemas.microsoft.com/office/2006/metadata/properties"/>
-    <ds:schemaRef ds:uri="http://schemas.microsoft.com/office/infopath/2007/PartnerControls"/>
-    <ds:schemaRef ds:uri="http://schemas.microsoft.com/sharepoint/v3"/>
-    <ds:schemaRef ds:uri="139127ee-9518-45d9-9514-77dc8f273ced"/>
-    <ds:schemaRef ds:uri="d267a1a7-8edd-4111-a118-4a206d87cecc"/>
-    <ds:schemaRef ds:uri="e1b0dd96-a81d-477c-8ece-ee9c4f66c737"/>
+    <ds:schemaRef ds:uri="http://schemas.openxmlformats.org/officeDocument/2006/bibliography"/>
   </ds:schemaRefs>
 </ds:datastoreItem>
 </file>
 
 <file path=customXml/itemProps4.xml><?xml version="1.0" encoding="utf-8"?>
-<ds:datastoreItem xmlns:ds="http://schemas.openxmlformats.org/officeDocument/2006/customXml" ds:itemID="{9834B279-DC96-488F-99E8-C29601DFA13D}">
-  <ds:schemaRefs>
-    <ds:schemaRef ds:uri="http://schemas.microsoft.com/sharepoint/v3/contenttype/forms"/>
-  </ds:schemaRefs>
-</ds:datastoreItem>
-</file>
-
-<file path=customXml/itemProps5.xml><?xml version="1.0" encoding="utf-8"?>
 <ds:datastoreItem xmlns:ds="http://schemas.openxmlformats.org/officeDocument/2006/customXml" ds:itemID="{A92CC428-19C8-41A4-8077-F0319381BD4C}">
   <ds:schemaRefs>
     <ds:schemaRef ds:uri="http://schemas.microsoft.com/office/2006/metadata/contentType"/>
@@ -8927,4 +9334,12 @@
     <ds:schemaRef ds:uri="http://schemas.microsoft.com/internal/obd"/>
   </ds:schemaRefs>
 </ds:datastoreItem>
+</file>
+
+<file path=customXml/itemProps5.xml><?xml version="1.0" encoding="utf-8"?>
+<ds:datastoreItem xmlns:ds="http://schemas.openxmlformats.org/officeDocument/2006/customXml" ds:itemID="{9834B279-DC96-488F-99E8-C29601DFA13D}">
+  <ds:schemaRefs>
+    <ds:schemaRef ds:uri="http://schemas.microsoft.com/sharepoint/v3/contenttype/forms"/>
+  </ds:schemaRefs>
+</ds:datastoreItem>
 </file>